--- a/Assignment 6.docx
+++ b/Assignment 6.docx
@@ -366,52 +366,428 @@
           <w:lang w:eastAsia="en-IN"/>
           <w14:ligatures w14:val="none"/>
         </w:rPr>
-        <w:t xml:space="preserve">main types </w:t>
-      </w:r>
-      <w:proofErr w:type="gramStart"/>
-      <w:r>
-        <w:rPr>
-          <w:rFonts w:eastAsia="Times New Roman" w:cstheme="minorHAnsi"/>
-          <w:kern w:val="0"/>
-          <w:lang w:eastAsia="en-IN"/>
-          <w14:ligatures w14:val="none"/>
-        </w:rPr>
-        <w:t>are</w:t>
-      </w:r>
-      <w:r>
-        <w:rPr>
-          <w:rFonts w:eastAsia="Times New Roman" w:cstheme="minorHAnsi"/>
-          <w:kern w:val="0"/>
-          <w:lang w:eastAsia="en-IN"/>
-          <w14:ligatures w14:val="none"/>
-        </w:rPr>
-        <w:t xml:space="preserve"> :</w:t>
-      </w:r>
-      <w:proofErr w:type="gramEnd"/>
-      <w:r>
-        <w:rPr>
-          <w:rFonts w:eastAsia="Times New Roman" w:cstheme="minorHAnsi"/>
-          <w:kern w:val="0"/>
-          <w:lang w:eastAsia="en-IN"/>
-          <w14:ligatures w14:val="none"/>
+        <w:t>main types are</w:t>
+      </w:r>
+      <w:r>
+        <w:rPr>
+          <w:rFonts w:eastAsia="Times New Roman" w:cstheme="minorHAnsi"/>
+          <w:kern w:val="0"/>
+          <w:lang w:eastAsia="en-IN"/>
+          <w14:ligatures w14:val="none"/>
+        </w:rPr>
+        <w:t xml:space="preserve">: </w:t>
+      </w:r>
+      <w:r>
+        <w:rPr>
+          <w:rFonts w:eastAsia="Times New Roman" w:cstheme="minorHAnsi"/>
+          <w:b/>
+          <w:bCs/>
+          <w:kern w:val="0"/>
+          <w:lang w:eastAsia="en-IN"/>
+          <w14:ligatures w14:val="none"/>
+        </w:rPr>
+        <w:t>Dialog (D), Update (U), Background (B), Spool (S), and Enqueue(E)</w:t>
+      </w:r>
+      <w:r>
+        <w:rPr>
+          <w:rFonts w:eastAsia="Times New Roman" w:cstheme="minorHAnsi"/>
+          <w:kern w:val="0"/>
+          <w:lang w:eastAsia="en-IN"/>
+          <w14:ligatures w14:val="none"/>
+        </w:rPr>
+        <w:t>.</w:t>
+      </w:r>
+    </w:p>
+    <w:p>
+      <w:pPr>
+        <w:pStyle w:val="ListParagraph"/>
+        <w:numPr>
+          <w:ilvl w:val="0"/>
+          <w:numId w:val="4"/>
+        </w:numPr>
+        <w:rPr>
+          <w:b/>
+          <w:bCs/>
+        </w:rPr>
+      </w:pPr>
+      <w:r>
+        <w:rPr>
+          <w:b/>
+          <w:bCs/>
+        </w:rPr>
+        <w:t>Dialog</w:t>
+      </w:r>
+      <w:r>
+        <w:rPr>
+          <w:b/>
+          <w:bCs/>
+        </w:rPr>
+        <w:t>:</w:t>
+      </w:r>
+      <w:r>
+        <w:rPr>
+          <w:b/>
+          <w:bCs/>
         </w:rPr>
         <w:t xml:space="preserve"> </w:t>
       </w:r>
-      <w:r>
-        <w:rPr>
-          <w:rFonts w:eastAsia="Times New Roman" w:cstheme="minorHAnsi"/>
-          <w:b/>
-          <w:bCs/>
-          <w:kern w:val="0"/>
-          <w:lang w:eastAsia="en-IN"/>
-          <w14:ligatures w14:val="none"/>
-        </w:rPr>
-        <w:t>Dialog (D), Update (U), Background (B), Spool (S), and Enqueue(E)</w:t>
-      </w:r>
-      <w:r>
-        <w:rPr>
-          <w:rFonts w:eastAsia="Times New Roman" w:cstheme="minorHAnsi"/>
-          <w:kern w:val="0"/>
+    </w:p>
+    <w:p>
+      <w:pPr>
+        <w:pStyle w:val="ListParagraph"/>
+        <w:ind w:left="1080"/>
+      </w:pPr>
+      <w:r>
+        <w:t>Dialog work processes handle online user requests and execute transactions interactively. They respond directly to user actions.</w:t>
+      </w:r>
+    </w:p>
+    <w:p>
+      <w:pPr>
+        <w:pStyle w:val="ListParagraph"/>
+        <w:numPr>
+          <w:ilvl w:val="0"/>
+          <w:numId w:val="4"/>
+        </w:numPr>
+        <w:rPr>
+          <w:b/>
+          <w:bCs/>
+        </w:rPr>
+      </w:pPr>
+      <w:r>
+        <w:rPr>
+          <w:b/>
+          <w:bCs/>
+        </w:rPr>
+        <w:t>Update</w:t>
+      </w:r>
+      <w:r>
+        <w:rPr>
+          <w:b/>
+          <w:bCs/>
+        </w:rPr>
+        <w:t>:</w:t>
+      </w:r>
+    </w:p>
+    <w:p>
+      <w:pPr>
+        <w:pStyle w:val="ListParagraph"/>
+        <w:ind w:left="1080"/>
+      </w:pPr>
+      <w:r>
+        <w:t>Update work processes save changes permanently in the database. They ensure data consistency after dialog processing.</w:t>
+      </w:r>
+    </w:p>
+    <w:p>
+      <w:pPr>
+        <w:pStyle w:val="ListParagraph"/>
+        <w:numPr>
+          <w:ilvl w:val="0"/>
+          <w:numId w:val="4"/>
+        </w:numPr>
+        <w:rPr>
+          <w:b/>
+          <w:bCs/>
+        </w:rPr>
+      </w:pPr>
+      <w:r>
+        <w:rPr>
+          <w:b/>
+          <w:bCs/>
+        </w:rPr>
+        <w:t>Background</w:t>
+      </w:r>
+      <w:r>
+        <w:rPr>
+          <w:b/>
+          <w:bCs/>
+        </w:rPr>
+        <w:t>:</w:t>
+      </w:r>
+    </w:p>
+    <w:p>
+      <w:pPr>
+        <w:pStyle w:val="ListParagraph"/>
+        <w:ind w:left="1080"/>
+      </w:pPr>
+      <w:r>
+        <w:t>Background work processes execute long-running jobs without user interaction. They are mainly used for reports and batch processing.</w:t>
+      </w:r>
+    </w:p>
+    <w:p>
+      <w:pPr>
+        <w:pStyle w:val="ListParagraph"/>
+        <w:numPr>
+          <w:ilvl w:val="0"/>
+          <w:numId w:val="4"/>
+        </w:numPr>
+        <w:rPr>
+          <w:b/>
+          <w:bCs/>
+        </w:rPr>
+      </w:pPr>
+      <w:r>
+        <w:rPr>
+          <w:b/>
+          <w:bCs/>
+        </w:rPr>
+        <w:t>Spool</w:t>
+      </w:r>
+      <w:r>
+        <w:rPr>
+          <w:b/>
+          <w:bCs/>
+        </w:rPr>
+        <w:t>:</w:t>
+      </w:r>
+    </w:p>
+    <w:p>
+      <w:pPr>
+        <w:pStyle w:val="ListParagraph"/>
+        <w:ind w:left="1080"/>
+      </w:pPr>
+      <w:r>
+        <w:t>Spool work processes manage printing and output requests. They handle communication between SAP and printers.</w:t>
+      </w:r>
+    </w:p>
+    <w:p>
+      <w:pPr>
+        <w:pStyle w:val="ListParagraph"/>
+        <w:numPr>
+          <w:ilvl w:val="0"/>
+          <w:numId w:val="4"/>
+        </w:numPr>
+        <w:rPr>
+          <w:b/>
+          <w:bCs/>
+        </w:rPr>
+      </w:pPr>
+      <w:r>
+        <w:rPr>
+          <w:b/>
+          <w:bCs/>
+        </w:rPr>
+        <w:t>Enqueue</w:t>
+      </w:r>
+      <w:r>
+        <w:rPr>
+          <w:b/>
+          <w:bCs/>
+        </w:rPr>
+        <w:t>:</w:t>
+      </w:r>
+    </w:p>
+    <w:p>
+      <w:pPr>
+        <w:pStyle w:val="ListParagraph"/>
+        <w:ind w:left="1080"/>
+      </w:pPr>
+      <w:r>
+        <w:t>Enqueue work processes manage locks on SAP data. They prevent multiple users from changing the same data at the same time.</w:t>
+      </w:r>
+    </w:p>
+    <w:p>
+      <w:pPr>
+        <w:pStyle w:val="ListParagraph"/>
+        <w:rPr>
+          <w:rFonts w:eastAsia="Times New Roman" w:cstheme="minorHAnsi"/>
+          <w:b/>
+          <w:bCs/>
+          <w:kern w:val="0"/>
+          <w:sz w:val="27"/>
+          <w:szCs w:val="27"/>
+          <w:lang w:eastAsia="en-IN"/>
+          <w14:ligatures w14:val="none"/>
+        </w:rPr>
+      </w:pPr>
+      <w:r>
+        <w:rPr>
+          <w:rFonts w:eastAsia="Times New Roman" w:cstheme="minorHAnsi"/>
+          <w:b/>
+          <w:bCs/>
+          <w:kern w:val="0"/>
+          <w:sz w:val="27"/>
+          <w:szCs w:val="27"/>
+          <w:lang w:eastAsia="en-IN"/>
+          <w14:ligatures w14:val="none"/>
+        </w:rPr>
+        <w:t>3.</w:t>
+      </w:r>
+      <w:r>
+        <w:rPr>
+          <w:rFonts w:eastAsia="Times New Roman" w:cstheme="minorHAnsi"/>
+          <w:b/>
+          <w:bCs/>
+          <w:kern w:val="0"/>
+          <w:sz w:val="27"/>
+          <w:szCs w:val="27"/>
+          <w:lang w:eastAsia="en-IN"/>
+          <w14:ligatures w14:val="none"/>
+        </w:rPr>
+        <w:t xml:space="preserve">  </w:t>
+      </w:r>
+      <w:r>
+        <w:rPr>
+          <w:rFonts w:eastAsia="Times New Roman" w:cstheme="minorHAnsi"/>
+          <w:b/>
+          <w:bCs/>
+          <w:kern w:val="0"/>
+          <w:sz w:val="27"/>
+          <w:szCs w:val="27"/>
+          <w:lang w:eastAsia="en-IN"/>
+          <w14:ligatures w14:val="none"/>
+        </w:rPr>
+        <w:t>Message Server</w:t>
+      </w:r>
+      <w:r>
+        <w:rPr>
+          <w:rFonts w:eastAsia="Times New Roman" w:cstheme="minorHAnsi"/>
+          <w:b/>
+          <w:bCs/>
+          <w:kern w:val="0"/>
+          <w:sz w:val="27"/>
+          <w:szCs w:val="27"/>
+          <w:lang w:eastAsia="en-IN"/>
+          <w14:ligatures w14:val="none"/>
+        </w:rPr>
+        <w:t>:</w:t>
+      </w:r>
+    </w:p>
+    <w:p>
+      <w:pPr>
+        <w:pStyle w:val="ListParagraph"/>
+        <w:rPr>
+          <w:rFonts w:eastAsia="Times New Roman" w:cstheme="minorHAnsi"/>
+          <w:kern w:val="0"/>
+          <w:sz w:val="27"/>
+          <w:szCs w:val="27"/>
+          <w:lang w:eastAsia="en-IN"/>
+          <w14:ligatures w14:val="none"/>
+        </w:rPr>
+      </w:pPr>
+      <w:r>
+        <w:rPr>
+          <w:rFonts w:eastAsia="Times New Roman" w:cstheme="minorHAnsi"/>
+          <w:kern w:val="0"/>
+          <w:sz w:val="27"/>
+          <w:szCs w:val="27"/>
+          <w:lang w:eastAsia="en-IN"/>
+          <w14:ligatures w14:val="none"/>
+        </w:rPr>
+        <w:t>M</w:t>
+      </w:r>
+      <w:r>
+        <w:rPr>
+          <w:rFonts w:eastAsia="Times New Roman" w:cstheme="minorHAnsi"/>
+          <w:kern w:val="0"/>
+          <w:sz w:val="27"/>
+          <w:szCs w:val="27"/>
+          <w:lang w:eastAsia="en-IN"/>
+          <w14:ligatures w14:val="none"/>
+        </w:rPr>
+        <w:t>anages communication and load balancing between multiple application servers in a distributed system.</w:t>
+      </w:r>
+    </w:p>
+    <w:p>
+      <w:pPr>
+        <w:pStyle w:val="ListParagraph"/>
+        <w:rPr>
+          <w:rFonts w:eastAsia="Times New Roman" w:cstheme="minorHAnsi"/>
+          <w:kern w:val="0"/>
+          <w:sz w:val="27"/>
+          <w:szCs w:val="27"/>
+          <w:lang w:eastAsia="en-IN"/>
+          <w14:ligatures w14:val="none"/>
+        </w:rPr>
+      </w:pPr>
+      <w:r>
+        <w:rPr>
+          <w:rFonts w:eastAsia="Times New Roman" w:cstheme="minorHAnsi"/>
+          <w:b/>
+          <w:bCs/>
+          <w:kern w:val="0"/>
+          <w:sz w:val="27"/>
+          <w:szCs w:val="27"/>
+          <w:lang w:eastAsia="en-IN"/>
+          <w14:ligatures w14:val="none"/>
+        </w:rPr>
+        <w:t>4.</w:t>
+      </w:r>
+      <w:r>
+        <w:rPr>
+          <w:rFonts w:eastAsia="Times New Roman" w:cstheme="minorHAnsi"/>
+          <w:kern w:val="0"/>
+          <w:sz w:val="27"/>
+          <w:szCs w:val="27"/>
+          <w:lang w:eastAsia="en-IN"/>
+          <w14:ligatures w14:val="none"/>
+        </w:rPr>
+        <w:t xml:space="preserve">  </w:t>
+      </w:r>
+      <w:r>
+        <w:rPr>
+          <w:rFonts w:eastAsia="Times New Roman" w:cstheme="minorHAnsi"/>
+          <w:b/>
+          <w:bCs/>
+          <w:kern w:val="0"/>
+          <w:sz w:val="27"/>
+          <w:szCs w:val="27"/>
+          <w:lang w:eastAsia="en-IN"/>
+          <w14:ligatures w14:val="none"/>
+        </w:rPr>
+        <w:t>Enqueue Server</w:t>
+      </w:r>
+      <w:r>
+        <w:rPr>
+          <w:rFonts w:eastAsia="Times New Roman" w:cstheme="minorHAnsi"/>
+          <w:kern w:val="0"/>
+          <w:sz w:val="27"/>
+          <w:szCs w:val="27"/>
+          <w:lang w:eastAsia="en-IN"/>
+          <w14:ligatures w14:val="none"/>
+        </w:rPr>
+        <w:t>:</w:t>
+      </w:r>
+    </w:p>
+    <w:p>
+      <w:pPr>
+        <w:pStyle w:val="ListParagraph"/>
+        <w:rPr>
+          <w:rFonts w:eastAsia="Times New Roman" w:cstheme="minorHAnsi"/>
+          <w:kern w:val="0"/>
+          <w:sz w:val="27"/>
+          <w:szCs w:val="27"/>
+          <w:lang w:eastAsia="en-IN"/>
+          <w14:ligatures w14:val="none"/>
+        </w:rPr>
+      </w:pPr>
+      <w:r>
+        <w:rPr>
+          <w:rFonts w:eastAsia="Times New Roman" w:cstheme="minorHAnsi"/>
+          <w:kern w:val="0"/>
+          <w:sz w:val="27"/>
+          <w:szCs w:val="27"/>
+          <w:lang w:eastAsia="en-IN"/>
+          <w14:ligatures w14:val="none"/>
+        </w:rPr>
+        <w:t>C</w:t>
+      </w:r>
+      <w:r>
+        <w:rPr>
+          <w:rFonts w:eastAsia="Times New Roman" w:cstheme="minorHAnsi"/>
+          <w:kern w:val="0"/>
+          <w:sz w:val="27"/>
+          <w:szCs w:val="27"/>
+          <w:lang w:eastAsia="en-IN"/>
+          <w14:ligatures w14:val="none"/>
+        </w:rPr>
+        <w:t>entral lock manager that controls logical locks to prevent inconsistent updates</w:t>
+      </w:r>
+      <w:r>
+        <w:rPr>
+          <w:rFonts w:eastAsia="Times New Roman" w:cstheme="minorHAnsi"/>
+          <w:kern w:val="0"/>
+          <w:sz w:val="27"/>
+          <w:szCs w:val="27"/>
           <w:lang w:eastAsia="en-IN"/>
           <w14:ligatures w14:val="none"/>
         </w:rPr>
@@ -421,518 +797,69 @@
     <w:p>
       <w:pPr>
         <w:pStyle w:val="ListParagraph"/>
-        <w:numPr>
-          <w:ilvl w:val="0"/>
-          <w:numId w:val="4"/>
-        </w:numPr>
-        <w:rPr>
-          <w:b/>
-          <w:bCs/>
-        </w:rPr>
-      </w:pPr>
-      <w:proofErr w:type="gramStart"/>
-      <w:r>
-        <w:rPr>
-          <w:b/>
-          <w:bCs/>
-        </w:rPr>
-        <w:t>Dialog</w:t>
-      </w:r>
-      <w:r>
-        <w:rPr>
-          <w:b/>
-          <w:bCs/>
-        </w:rPr>
-        <w:t xml:space="preserve"> :</w:t>
-      </w:r>
-      <w:proofErr w:type="gramEnd"/>
-      <w:r>
-        <w:rPr>
-          <w:b/>
-          <w:bCs/>
-        </w:rPr>
-        <w:t xml:space="preserve"> </w:t>
-      </w:r>
-    </w:p>
-    <w:p>
-      <w:pPr>
-        <w:pStyle w:val="ListParagraph"/>
-        <w:ind w:left="1080"/>
-      </w:pPr>
-      <w:r>
-        <w:t>Dialog work processes handle online user requests and execute transactions interactively. They respond directly to user actions.</w:t>
-      </w:r>
-    </w:p>
-    <w:p>
-      <w:pPr>
-        <w:pStyle w:val="ListParagraph"/>
-        <w:numPr>
-          <w:ilvl w:val="0"/>
-          <w:numId w:val="4"/>
-        </w:numPr>
-        <w:rPr>
-          <w:b/>
-          <w:bCs/>
-        </w:rPr>
-      </w:pPr>
-      <w:proofErr w:type="gramStart"/>
-      <w:r>
-        <w:rPr>
-          <w:b/>
-          <w:bCs/>
-        </w:rPr>
-        <w:t xml:space="preserve">Update </w:t>
-      </w:r>
-      <w:r>
-        <w:rPr>
-          <w:b/>
-          <w:bCs/>
+        <w:rPr>
+          <w:rFonts w:eastAsia="Times New Roman" w:cstheme="minorHAnsi"/>
+          <w:b/>
+          <w:bCs/>
+          <w:kern w:val="0"/>
+          <w:sz w:val="27"/>
+          <w:szCs w:val="27"/>
+          <w:lang w:eastAsia="en-IN"/>
+          <w14:ligatures w14:val="none"/>
+        </w:rPr>
+      </w:pPr>
+      <w:r>
+        <w:rPr>
+          <w:rFonts w:eastAsia="Times New Roman" w:cstheme="minorHAnsi"/>
+          <w:b/>
+          <w:bCs/>
+          <w:kern w:val="0"/>
+          <w:sz w:val="27"/>
+          <w:szCs w:val="27"/>
+          <w:lang w:eastAsia="en-IN"/>
+          <w14:ligatures w14:val="none"/>
+        </w:rPr>
+        <w:t>5.</w:t>
+      </w:r>
+      <w:r>
+        <w:rPr>
+          <w:rFonts w:eastAsia="Times New Roman" w:cstheme="minorHAnsi"/>
+          <w:b/>
+          <w:bCs/>
+          <w:kern w:val="0"/>
+          <w:sz w:val="27"/>
+          <w:szCs w:val="27"/>
+          <w:lang w:eastAsia="en-IN"/>
+          <w14:ligatures w14:val="none"/>
+        </w:rPr>
+        <w:t xml:space="preserve">  </w:t>
+      </w:r>
+      <w:r>
+        <w:rPr>
+          <w:rFonts w:eastAsia="Times New Roman" w:cstheme="minorHAnsi"/>
+          <w:b/>
+          <w:bCs/>
+          <w:kern w:val="0"/>
+          <w:sz w:val="27"/>
+          <w:szCs w:val="27"/>
+          <w:lang w:eastAsia="en-IN"/>
+          <w14:ligatures w14:val="none"/>
+        </w:rPr>
+        <w:t>Gateway</w:t>
+      </w:r>
+      <w:r>
+        <w:rPr>
+          <w:rFonts w:eastAsia="Times New Roman" w:cstheme="minorHAnsi"/>
+          <w:b/>
+          <w:bCs/>
+          <w:kern w:val="0"/>
+          <w:sz w:val="27"/>
+          <w:szCs w:val="27"/>
+          <w:lang w:eastAsia="en-IN"/>
+          <w14:ligatures w14:val="none"/>
         </w:rPr>
         <w:t>:</w:t>
       </w:r>
-      <w:proofErr w:type="gramEnd"/>
-    </w:p>
-    <w:p>
-      <w:pPr>
-        <w:pStyle w:val="ListParagraph"/>
-        <w:ind w:left="1080"/>
-      </w:pPr>
-      <w:r>
-        <w:t>Update work processes save changes permanently in the database. They ensure data consistency after dialog processing.</w:t>
-      </w:r>
-    </w:p>
-    <w:p>
-      <w:pPr>
-        <w:pStyle w:val="ListParagraph"/>
-        <w:numPr>
-          <w:ilvl w:val="0"/>
-          <w:numId w:val="4"/>
-        </w:numPr>
-        <w:rPr>
-          <w:b/>
-          <w:bCs/>
-        </w:rPr>
-      </w:pPr>
-      <w:proofErr w:type="gramStart"/>
-      <w:r>
-        <w:rPr>
-          <w:b/>
-          <w:bCs/>
-        </w:rPr>
-        <w:t xml:space="preserve">Background </w:t>
-      </w:r>
-      <w:r>
-        <w:rPr>
-          <w:b/>
-          <w:bCs/>
-        </w:rPr>
-        <w:t>:</w:t>
-      </w:r>
-      <w:proofErr w:type="gramEnd"/>
-    </w:p>
-    <w:p>
-      <w:pPr>
-        <w:pStyle w:val="ListParagraph"/>
-        <w:ind w:left="1080"/>
-      </w:pPr>
-      <w:r>
-        <w:t>Background work processes execute long-running jobs without user interaction. They are mainly used for reports and batch processing.</w:t>
-      </w:r>
-    </w:p>
-    <w:p>
-      <w:pPr>
-        <w:pStyle w:val="ListParagraph"/>
-        <w:numPr>
-          <w:ilvl w:val="0"/>
-          <w:numId w:val="4"/>
-        </w:numPr>
-        <w:rPr>
-          <w:b/>
-          <w:bCs/>
-        </w:rPr>
-      </w:pPr>
-      <w:proofErr w:type="gramStart"/>
-      <w:r>
-        <w:rPr>
-          <w:b/>
-          <w:bCs/>
-        </w:rPr>
-        <w:t xml:space="preserve">Spool </w:t>
-      </w:r>
-      <w:r>
-        <w:rPr>
-          <w:b/>
-          <w:bCs/>
-        </w:rPr>
-        <w:t>:</w:t>
-      </w:r>
-      <w:proofErr w:type="gramEnd"/>
-    </w:p>
-    <w:p>
-      <w:pPr>
-        <w:pStyle w:val="ListParagraph"/>
-        <w:ind w:left="1080"/>
-      </w:pPr>
-      <w:r>
-        <w:t>Spool work processes manage printing and output requests. They handle communication between SAP and printers.</w:t>
-      </w:r>
-    </w:p>
-    <w:p>
-      <w:pPr>
-        <w:pStyle w:val="ListParagraph"/>
-        <w:numPr>
-          <w:ilvl w:val="0"/>
-          <w:numId w:val="4"/>
-        </w:numPr>
-        <w:rPr>
-          <w:b/>
-          <w:bCs/>
-        </w:rPr>
-      </w:pPr>
-      <w:proofErr w:type="gramStart"/>
-      <w:r>
-        <w:rPr>
-          <w:b/>
-          <w:bCs/>
-        </w:rPr>
-        <w:t xml:space="preserve">Enqueue </w:t>
-      </w:r>
-      <w:r>
-        <w:rPr>
-          <w:b/>
-          <w:bCs/>
-        </w:rPr>
-        <w:t>:</w:t>
-      </w:r>
-      <w:proofErr w:type="gramEnd"/>
-    </w:p>
-    <w:p>
-      <w:pPr>
-        <w:pStyle w:val="ListParagraph"/>
-        <w:ind w:left="1080"/>
-      </w:pPr>
-      <w:r>
-        <w:t>Enqueue work processes manage locks on SAP data. They prevent multiple users from changing the same data at the same time.</w:t>
-      </w:r>
-    </w:p>
-    <w:p>
-      <w:pPr>
-        <w:pStyle w:val="ListParagraph"/>
-        <w:rPr>
-          <w:rFonts w:eastAsia="Times New Roman" w:cstheme="minorHAnsi"/>
-          <w:b/>
-          <w:bCs/>
-          <w:kern w:val="0"/>
-          <w:sz w:val="27"/>
-          <w:szCs w:val="27"/>
-          <w:lang w:eastAsia="en-IN"/>
-          <w14:ligatures w14:val="none"/>
-        </w:rPr>
-      </w:pPr>
-      <w:r>
-        <w:rPr>
-          <w:rFonts w:eastAsia="Times New Roman" w:cstheme="minorHAnsi"/>
-          <w:b/>
-          <w:bCs/>
-          <w:kern w:val="0"/>
-          <w:sz w:val="27"/>
-          <w:szCs w:val="27"/>
-          <w:lang w:eastAsia="en-IN"/>
-          <w14:ligatures w14:val="none"/>
-        </w:rPr>
-        <w:t>3.</w:t>
-      </w:r>
-      <w:r>
-        <w:rPr>
-          <w:rFonts w:eastAsia="Times New Roman" w:cstheme="minorHAnsi"/>
-          <w:b/>
-          <w:bCs/>
-          <w:kern w:val="0"/>
-          <w:sz w:val="27"/>
-          <w:szCs w:val="27"/>
-          <w:lang w:eastAsia="en-IN"/>
-          <w14:ligatures w14:val="none"/>
-        </w:rPr>
-        <w:t xml:space="preserve">  </w:t>
-      </w:r>
-      <w:r>
-        <w:rPr>
-          <w:rFonts w:eastAsia="Times New Roman" w:cstheme="minorHAnsi"/>
-          <w:b/>
-          <w:bCs/>
-          <w:kern w:val="0"/>
-          <w:sz w:val="27"/>
-          <w:szCs w:val="27"/>
-          <w:lang w:eastAsia="en-IN"/>
-          <w14:ligatures w14:val="none"/>
-        </w:rPr>
-        <w:t xml:space="preserve">Message </w:t>
-      </w:r>
-      <w:proofErr w:type="gramStart"/>
-      <w:r>
-        <w:rPr>
-          <w:rFonts w:eastAsia="Times New Roman" w:cstheme="minorHAnsi"/>
-          <w:b/>
-          <w:bCs/>
-          <w:kern w:val="0"/>
-          <w:sz w:val="27"/>
-          <w:szCs w:val="27"/>
-          <w:lang w:eastAsia="en-IN"/>
-          <w14:ligatures w14:val="none"/>
-        </w:rPr>
-        <w:t xml:space="preserve">Server </w:t>
-      </w:r>
-      <w:r>
-        <w:rPr>
-          <w:rFonts w:eastAsia="Times New Roman" w:cstheme="minorHAnsi"/>
-          <w:b/>
-          <w:bCs/>
-          <w:kern w:val="0"/>
-          <w:sz w:val="27"/>
-          <w:szCs w:val="27"/>
-          <w:lang w:eastAsia="en-IN"/>
-          <w14:ligatures w14:val="none"/>
-        </w:rPr>
-        <w:t>:</w:t>
-      </w:r>
-      <w:proofErr w:type="gramEnd"/>
-    </w:p>
-    <w:p>
-      <w:pPr>
-        <w:pStyle w:val="ListParagraph"/>
-        <w:rPr>
-          <w:rFonts w:eastAsia="Times New Roman" w:cstheme="minorHAnsi"/>
-          <w:kern w:val="0"/>
-          <w:sz w:val="27"/>
-          <w:szCs w:val="27"/>
-          <w:lang w:eastAsia="en-IN"/>
-          <w14:ligatures w14:val="none"/>
-        </w:rPr>
-      </w:pPr>
-      <w:r>
-        <w:rPr>
-          <w:rFonts w:eastAsia="Times New Roman" w:cstheme="minorHAnsi"/>
-          <w:kern w:val="0"/>
-          <w:sz w:val="27"/>
-          <w:szCs w:val="27"/>
-          <w:lang w:eastAsia="en-IN"/>
-          <w14:ligatures w14:val="none"/>
-        </w:rPr>
-        <w:t>M</w:t>
-      </w:r>
-      <w:r>
-        <w:rPr>
-          <w:rFonts w:eastAsia="Times New Roman" w:cstheme="minorHAnsi"/>
-          <w:kern w:val="0"/>
-          <w:sz w:val="27"/>
-          <w:szCs w:val="27"/>
-          <w:lang w:eastAsia="en-IN"/>
-          <w14:ligatures w14:val="none"/>
-        </w:rPr>
-        <w:t>anages communication and load balancing between multiple application servers in a distributed system.</w:t>
-      </w:r>
-    </w:p>
-    <w:p>
-      <w:pPr>
-        <w:pStyle w:val="ListParagraph"/>
-        <w:rPr>
-          <w:rFonts w:eastAsia="Times New Roman" w:cstheme="minorHAnsi"/>
-          <w:kern w:val="0"/>
-          <w:sz w:val="27"/>
-          <w:szCs w:val="27"/>
-          <w:lang w:eastAsia="en-IN"/>
-          <w14:ligatures w14:val="none"/>
-        </w:rPr>
-      </w:pPr>
-      <w:r>
-        <w:rPr>
-          <w:rFonts w:eastAsia="Times New Roman" w:cstheme="minorHAnsi"/>
-          <w:b/>
-          <w:bCs/>
-          <w:kern w:val="0"/>
-          <w:sz w:val="27"/>
-          <w:szCs w:val="27"/>
-          <w:lang w:eastAsia="en-IN"/>
-          <w14:ligatures w14:val="none"/>
-        </w:rPr>
-        <w:t>4.</w:t>
-      </w:r>
-      <w:r>
-        <w:rPr>
-          <w:rFonts w:eastAsia="Times New Roman" w:cstheme="minorHAnsi"/>
-          <w:kern w:val="0"/>
-          <w:sz w:val="27"/>
-          <w:szCs w:val="27"/>
-          <w:lang w:eastAsia="en-IN"/>
-          <w14:ligatures w14:val="none"/>
-        </w:rPr>
-        <w:t xml:space="preserve">  </w:t>
-      </w:r>
-      <w:r>
-        <w:rPr>
-          <w:rFonts w:eastAsia="Times New Roman" w:cstheme="minorHAnsi"/>
-          <w:b/>
-          <w:bCs/>
-          <w:kern w:val="0"/>
-          <w:sz w:val="27"/>
-          <w:szCs w:val="27"/>
-          <w:lang w:eastAsia="en-IN"/>
-          <w14:ligatures w14:val="none"/>
-        </w:rPr>
-        <w:t xml:space="preserve">Enqueue </w:t>
-      </w:r>
-      <w:proofErr w:type="gramStart"/>
-      <w:r>
-        <w:rPr>
-          <w:rFonts w:eastAsia="Times New Roman" w:cstheme="minorHAnsi"/>
-          <w:b/>
-          <w:bCs/>
-          <w:kern w:val="0"/>
-          <w:sz w:val="27"/>
-          <w:szCs w:val="27"/>
-          <w:lang w:eastAsia="en-IN"/>
-          <w14:ligatures w14:val="none"/>
-        </w:rPr>
-        <w:t>Server</w:t>
-      </w:r>
-      <w:r>
-        <w:rPr>
-          <w:rFonts w:eastAsia="Times New Roman" w:cstheme="minorHAnsi"/>
-          <w:kern w:val="0"/>
-          <w:sz w:val="27"/>
-          <w:szCs w:val="27"/>
-          <w:lang w:eastAsia="en-IN"/>
-          <w14:ligatures w14:val="none"/>
-        </w:rPr>
-        <w:t xml:space="preserve"> </w:t>
-      </w:r>
-      <w:r>
-        <w:rPr>
-          <w:rFonts w:eastAsia="Times New Roman" w:cstheme="minorHAnsi"/>
-          <w:kern w:val="0"/>
-          <w:sz w:val="27"/>
-          <w:szCs w:val="27"/>
-          <w:lang w:eastAsia="en-IN"/>
-          <w14:ligatures w14:val="none"/>
-        </w:rPr>
-        <w:t>:</w:t>
-      </w:r>
-      <w:proofErr w:type="gramEnd"/>
-    </w:p>
-    <w:p>
-      <w:pPr>
-        <w:pStyle w:val="ListParagraph"/>
-        <w:rPr>
-          <w:rFonts w:eastAsia="Times New Roman" w:cstheme="minorHAnsi"/>
-          <w:kern w:val="0"/>
-          <w:sz w:val="27"/>
-          <w:szCs w:val="27"/>
-          <w:lang w:eastAsia="en-IN"/>
-          <w14:ligatures w14:val="none"/>
-        </w:rPr>
-      </w:pPr>
-      <w:r>
-        <w:rPr>
-          <w:rFonts w:eastAsia="Times New Roman" w:cstheme="minorHAnsi"/>
-          <w:kern w:val="0"/>
-          <w:sz w:val="27"/>
-          <w:szCs w:val="27"/>
-          <w:lang w:eastAsia="en-IN"/>
-          <w14:ligatures w14:val="none"/>
-        </w:rPr>
-        <w:t>C</w:t>
-      </w:r>
-      <w:r>
-        <w:rPr>
-          <w:rFonts w:eastAsia="Times New Roman" w:cstheme="minorHAnsi"/>
-          <w:kern w:val="0"/>
-          <w:sz w:val="27"/>
-          <w:szCs w:val="27"/>
-          <w:lang w:eastAsia="en-IN"/>
-          <w14:ligatures w14:val="none"/>
-        </w:rPr>
-        <w:t>entral lock manager that controls logical locks to prevent inconsistent updates</w:t>
-      </w:r>
-      <w:r>
-        <w:rPr>
-          <w:rFonts w:eastAsia="Times New Roman" w:cstheme="minorHAnsi"/>
-          <w:kern w:val="0"/>
-          <w:sz w:val="27"/>
-          <w:szCs w:val="27"/>
-          <w:lang w:eastAsia="en-IN"/>
-          <w14:ligatures w14:val="none"/>
-        </w:rPr>
-        <w:t>.</w:t>
-      </w:r>
-    </w:p>
-    <w:p>
-      <w:pPr>
-        <w:pStyle w:val="ListParagraph"/>
-        <w:rPr>
-          <w:rFonts w:eastAsia="Times New Roman" w:cstheme="minorHAnsi"/>
-          <w:b/>
-          <w:bCs/>
-          <w:kern w:val="0"/>
-          <w:sz w:val="27"/>
-          <w:szCs w:val="27"/>
-          <w:lang w:eastAsia="en-IN"/>
-          <w14:ligatures w14:val="none"/>
-        </w:rPr>
-      </w:pPr>
-      <w:r>
-        <w:rPr>
-          <w:rFonts w:eastAsia="Times New Roman" w:cstheme="minorHAnsi"/>
-          <w:b/>
-          <w:bCs/>
-          <w:kern w:val="0"/>
-          <w:sz w:val="27"/>
-          <w:szCs w:val="27"/>
-          <w:lang w:eastAsia="en-IN"/>
-          <w14:ligatures w14:val="none"/>
-        </w:rPr>
-        <w:t>5.</w:t>
-      </w:r>
-      <w:r>
-        <w:rPr>
-          <w:rFonts w:eastAsia="Times New Roman" w:cstheme="minorHAnsi"/>
-          <w:b/>
-          <w:bCs/>
-          <w:kern w:val="0"/>
-          <w:sz w:val="27"/>
-          <w:szCs w:val="27"/>
-          <w:lang w:eastAsia="en-IN"/>
-          <w14:ligatures w14:val="none"/>
-        </w:rPr>
-        <w:t xml:space="preserve">  </w:t>
-      </w:r>
-      <w:proofErr w:type="gramStart"/>
-      <w:r>
-        <w:rPr>
-          <w:rFonts w:eastAsia="Times New Roman" w:cstheme="minorHAnsi"/>
-          <w:b/>
-          <w:bCs/>
-          <w:kern w:val="0"/>
-          <w:sz w:val="27"/>
-          <w:szCs w:val="27"/>
-          <w:lang w:eastAsia="en-IN"/>
-          <w14:ligatures w14:val="none"/>
-        </w:rPr>
-        <w:t>Gateway</w:t>
-      </w:r>
-      <w:r>
-        <w:rPr>
-          <w:rFonts w:eastAsia="Times New Roman" w:cstheme="minorHAnsi"/>
-          <w:b/>
-          <w:bCs/>
-          <w:kern w:val="0"/>
-          <w:sz w:val="27"/>
-          <w:szCs w:val="27"/>
-          <w:lang w:eastAsia="en-IN"/>
-          <w14:ligatures w14:val="none"/>
-        </w:rPr>
-        <w:t xml:space="preserve"> :</w:t>
-      </w:r>
-      <w:proofErr w:type="gramEnd"/>
     </w:p>
     <w:p>
       <w:pPr>
@@ -1058,32 +985,7 @@
           <w:lang w:eastAsia="en-IN"/>
           <w14:ligatures w14:val="none"/>
         </w:rPr>
-        <w:t xml:space="preserve">Shared Memory / </w:t>
-      </w:r>
-      <w:proofErr w:type="gramStart"/>
-      <w:r>
-        <w:rPr>
-          <w:rFonts w:eastAsia="Times New Roman" w:cstheme="minorHAnsi"/>
-          <w:b/>
-          <w:bCs/>
-          <w:kern w:val="0"/>
-          <w:sz w:val="27"/>
-          <w:szCs w:val="27"/>
-          <w:lang w:eastAsia="en-IN"/>
-          <w14:ligatures w14:val="none"/>
-        </w:rPr>
-        <w:t>Buffers</w:t>
-      </w:r>
-      <w:r>
-        <w:rPr>
-          <w:rFonts w:eastAsia="Times New Roman" w:cstheme="minorHAnsi"/>
-          <w:kern w:val="0"/>
-          <w:sz w:val="27"/>
-          <w:szCs w:val="27"/>
-          <w:lang w:eastAsia="en-IN"/>
-          <w14:ligatures w14:val="none"/>
-        </w:rPr>
-        <w:t xml:space="preserve"> </w:t>
+        <w:t>Shared Memory / Buffers</w:t>
       </w:r>
       <w:r>
         <w:rPr>
@@ -1096,7 +998,6 @@
         </w:rPr>
         <w:t>:</w:t>
       </w:r>
-      <w:proofErr w:type="gramEnd"/>
     </w:p>
     <w:p>
       <w:pPr>
@@ -5614,6 +5515,7 @@
   <w:style w:type="character" w:default="1" w:styleId="DefaultParagraphFont">
     <w:name w:val="Default Paragraph Font"/>
     <w:uiPriority w:val="1"/>
+    <w:semiHidden/>
     <w:unhideWhenUsed/>
   </w:style>
   <w:style w:type="table" w:default="1" w:styleId="TableNormal">

--- a/Assignment 6.docx
+++ b/Assignment 6.docx
@@ -20,7 +20,7 @@
         <w:pStyle w:val="ListParagraph"/>
         <w:numPr>
           <w:ilvl w:val="0"/>
-          <w:numId w:val="1"/>
+          <w:numId w:val="4"/>
         </w:numPr>
         <w:spacing w:after="0" w:line="240" w:lineRule="auto"/>
         <w:rPr>
@@ -49,15 +49,7 @@
         </w:rPr>
         <w:t>Explain the components of application layer?</w:t>
       </w:r>
-    </w:p>
-    <w:p>
-      <w:pPr>
-        <w:pStyle w:val="ListParagraph"/>
-        <w:numPr>
-          <w:ilvl w:val="0"/>
-          <w:numId w:val="3"/>
-        </w:numPr>
-        <w:spacing w:after="0" w:line="240" w:lineRule="auto"/>
+      <w:r>
         <w:rPr>
           <w:rFonts w:ascii="Calibri" w:eastAsia="Times New Roman" w:hAnsi="Calibri" w:cs="Calibri"/>
           <w:b/>
@@ -69,1021 +61,9 @@
           <w:lang w:eastAsia="en-IN"/>
           <w14:ligatures w14:val="none"/>
         </w:rPr>
-      </w:pPr>
-      <w:r>
-        <w:rPr>
-          <w:rFonts w:ascii="Calibri" w:eastAsia="Times New Roman" w:hAnsi="Calibri" w:cs="Calibri"/>
-          <w:b/>
-          <w:bCs/>
-          <w:color w:val="000000"/>
-          <w:kern w:val="0"/>
-          <w:sz w:val="28"/>
-          <w:szCs w:val="28"/>
-          <w:lang w:eastAsia="en-IN"/>
-          <w14:ligatures w14:val="none"/>
-        </w:rPr>
-        <w:t xml:space="preserve">1. </w:t>
-      </w:r>
-      <w:r>
-        <w:rPr>
-          <w:rFonts w:ascii="Calibri" w:eastAsia="Times New Roman" w:hAnsi="Calibri" w:cs="Calibri"/>
-          <w:b/>
-          <w:bCs/>
-          <w:color w:val="000000"/>
-          <w:kern w:val="0"/>
-          <w:sz w:val="28"/>
-          <w:szCs w:val="28"/>
-          <w:lang w:eastAsia="en-IN"/>
-          <w14:ligatures w14:val="none"/>
-        </w:rPr>
-        <w:t>ABAP Dispatcher</w:t>
-      </w:r>
-      <w:r>
-        <w:rPr>
-          <w:rFonts w:ascii="Calibri" w:eastAsia="Times New Roman" w:hAnsi="Calibri" w:cs="Calibri"/>
-          <w:b/>
-          <w:bCs/>
-          <w:color w:val="000000"/>
-          <w:kern w:val="0"/>
-          <w:sz w:val="28"/>
-          <w:szCs w:val="28"/>
-          <w:lang w:eastAsia="en-IN"/>
-          <w14:ligatures w14:val="none"/>
-        </w:rPr>
-        <w:t>:</w:t>
-      </w:r>
-    </w:p>
-    <w:p>
-      <w:pPr>
-        <w:pStyle w:val="ListParagraph"/>
-        <w:numPr>
-          <w:ilvl w:val="0"/>
-          <w:numId w:val="3"/>
-        </w:numPr>
-        <w:spacing w:after="0" w:line="240" w:lineRule="auto"/>
-        <w:rPr>
-          <w:rFonts w:ascii="Calibri" w:eastAsia="Times New Roman" w:hAnsi="Calibri" w:cs="Calibri"/>
-          <w:b/>
-          <w:bCs/>
-          <w:color w:val="000000"/>
-          <w:kern w:val="0"/>
-          <w:sz w:val="28"/>
-          <w:szCs w:val="28"/>
-          <w:lang w:eastAsia="en-IN"/>
-          <w14:ligatures w14:val="none"/>
-        </w:rPr>
-      </w:pPr>
-      <w:r>
-        <w:rPr>
-          <w:rFonts w:ascii="Calibri" w:eastAsia="Times New Roman" w:hAnsi="Calibri" w:cs="Calibri"/>
-          <w:b/>
-          <w:bCs/>
-          <w:color w:val="000000"/>
-          <w:kern w:val="0"/>
-          <w:sz w:val="28"/>
-          <w:szCs w:val="28"/>
-          <w:lang w:eastAsia="en-IN"/>
-          <w14:ligatures w14:val="none"/>
-        </w:rPr>
-        <w:t xml:space="preserve">The Dispatcher is the "control </w:t>
-      </w:r>
-      <w:proofErr w:type="spellStart"/>
-      <w:r>
-        <w:rPr>
-          <w:rFonts w:ascii="Calibri" w:eastAsia="Times New Roman" w:hAnsi="Calibri" w:cs="Calibri"/>
-          <w:b/>
-          <w:bCs/>
-          <w:color w:val="000000"/>
-          <w:kern w:val="0"/>
-          <w:sz w:val="28"/>
-          <w:szCs w:val="28"/>
-          <w:lang w:eastAsia="en-IN"/>
-          <w14:ligatures w14:val="none"/>
-        </w:rPr>
-        <w:t>center</w:t>
-      </w:r>
-      <w:proofErr w:type="spellEnd"/>
-      <w:r>
-        <w:rPr>
-          <w:rFonts w:ascii="Calibri" w:eastAsia="Times New Roman" w:hAnsi="Calibri" w:cs="Calibri"/>
-          <w:b/>
-          <w:bCs/>
-          <w:color w:val="000000"/>
-          <w:kern w:val="0"/>
-          <w:sz w:val="28"/>
-          <w:szCs w:val="28"/>
-          <w:lang w:eastAsia="en-IN"/>
-          <w14:ligatures w14:val="none"/>
-        </w:rPr>
-        <w:t>" of the application server. It manages the resources and distributes tasks to available work processes.</w:t>
-      </w:r>
-    </w:p>
-    <w:p>
-      <w:pPr>
-        <w:pStyle w:val="ListParagraph"/>
-        <w:numPr>
-          <w:ilvl w:val="0"/>
-          <w:numId w:val="4"/>
-        </w:numPr>
-        <w:spacing w:after="0" w:line="240" w:lineRule="auto"/>
-      </w:pPr>
-      <w:r>
-        <w:t>Acts as a traffic controller.</w:t>
-      </w:r>
-    </w:p>
-    <w:p>
-      <w:pPr>
-        <w:pStyle w:val="ListParagraph"/>
-        <w:numPr>
-          <w:ilvl w:val="0"/>
-          <w:numId w:val="4"/>
-        </w:numPr>
-        <w:spacing w:after="0" w:line="240" w:lineRule="auto"/>
-      </w:pPr>
-      <w:r>
-        <w:t>Receives requests from SAP GUI.</w:t>
-      </w:r>
-    </w:p>
-    <w:p>
-      <w:pPr>
-        <w:pStyle w:val="ListParagraph"/>
-        <w:numPr>
-          <w:ilvl w:val="0"/>
-          <w:numId w:val="4"/>
-        </w:numPr>
-        <w:spacing w:after="0" w:line="240" w:lineRule="auto"/>
-      </w:pPr>
-      <w:r>
-        <w:t>Assigns requests to free work processes.</w:t>
-      </w:r>
-    </w:p>
-    <w:p>
-      <w:pPr>
-        <w:pStyle w:val="ListParagraph"/>
-        <w:numPr>
-          <w:ilvl w:val="0"/>
-          <w:numId w:val="4"/>
-        </w:numPr>
-        <w:spacing w:after="0" w:line="240" w:lineRule="auto"/>
-        <w:rPr>
-          <w:rFonts w:ascii="Calibri" w:eastAsia="Times New Roman" w:hAnsi="Calibri" w:cs="Calibri"/>
-          <w:b/>
-          <w:bCs/>
-          <w:color w:val="000000"/>
-          <w:kern w:val="0"/>
-          <w:sz w:val="28"/>
-          <w:szCs w:val="28"/>
-          <w:lang w:eastAsia="en-IN"/>
-          <w14:ligatures w14:val="none"/>
-        </w:rPr>
-      </w:pPr>
-      <w:r>
-        <w:t>Manages user sessions.</w:t>
-      </w:r>
-    </w:p>
-    <w:p>
-      <w:pPr>
-        <w:pStyle w:val="ListParagraph"/>
-        <w:spacing w:after="0" w:line="240" w:lineRule="auto"/>
-        <w:ind w:left="1080"/>
-        <w:rPr>
-          <w:rFonts w:ascii="Calibri" w:eastAsia="Times New Roman" w:hAnsi="Calibri" w:cs="Calibri"/>
-          <w:b/>
-          <w:bCs/>
-          <w:color w:val="000000"/>
-          <w:kern w:val="0"/>
-          <w:sz w:val="28"/>
-          <w:szCs w:val="28"/>
-          <w:lang w:eastAsia="en-IN"/>
-          <w14:ligatures w14:val="none"/>
-        </w:rPr>
-      </w:pPr>
-    </w:p>
-    <w:p>
-      <w:pPr>
-        <w:pStyle w:val="ListParagraph"/>
-        <w:numPr>
-          <w:ilvl w:val="0"/>
-          <w:numId w:val="3"/>
-        </w:numPr>
-        <w:spacing w:before="100" w:beforeAutospacing="1" w:after="100" w:afterAutospacing="1" w:line="240" w:lineRule="auto"/>
-        <w:outlineLvl w:val="2"/>
-        <w:rPr>
-          <w:rFonts w:eastAsia="Times New Roman" w:cstheme="minorHAnsi"/>
-          <w:b/>
-          <w:bCs/>
-          <w:kern w:val="0"/>
-          <w:sz w:val="27"/>
-          <w:szCs w:val="27"/>
-          <w:lang w:eastAsia="en-IN"/>
-          <w14:ligatures w14:val="none"/>
-        </w:rPr>
-      </w:pPr>
-      <w:r>
-        <w:rPr>
-          <w:rFonts w:eastAsia="Times New Roman" w:cstheme="minorHAnsi"/>
-          <w:b/>
-          <w:bCs/>
-          <w:kern w:val="0"/>
-          <w:sz w:val="27"/>
-          <w:szCs w:val="27"/>
-          <w:lang w:eastAsia="en-IN"/>
-          <w14:ligatures w14:val="none"/>
-        </w:rPr>
-        <w:t xml:space="preserve">2. </w:t>
-      </w:r>
-      <w:r>
-        <w:rPr>
-          <w:rFonts w:eastAsia="Times New Roman" w:cstheme="minorHAnsi"/>
-          <w:b/>
-          <w:bCs/>
-          <w:kern w:val="0"/>
-          <w:sz w:val="27"/>
-          <w:szCs w:val="27"/>
-          <w:lang w:eastAsia="en-IN"/>
-          <w14:ligatures w14:val="none"/>
-        </w:rPr>
-        <w:t>Work Processes</w:t>
-      </w:r>
-      <w:r>
-        <w:rPr>
-          <w:rFonts w:eastAsia="Times New Roman" w:cstheme="minorHAnsi"/>
-          <w:b/>
-          <w:bCs/>
-          <w:kern w:val="0"/>
-          <w:sz w:val="27"/>
-          <w:szCs w:val="27"/>
-          <w:lang w:eastAsia="en-IN"/>
-          <w14:ligatures w14:val="none"/>
-        </w:rPr>
-        <w:t>:</w:t>
-      </w:r>
-    </w:p>
-    <w:p>
-      <w:pPr>
-        <w:pStyle w:val="ListParagraph"/>
-        <w:numPr>
-          <w:ilvl w:val="0"/>
-          <w:numId w:val="4"/>
-        </w:numPr>
-        <w:spacing w:before="100" w:beforeAutospacing="1" w:after="100" w:afterAutospacing="1" w:line="240" w:lineRule="auto"/>
-        <w:rPr>
-          <w:rFonts w:eastAsia="Times New Roman" w:cstheme="minorHAnsi"/>
-          <w:kern w:val="0"/>
-          <w:lang w:eastAsia="en-IN"/>
-          <w14:ligatures w14:val="none"/>
-        </w:rPr>
-      </w:pPr>
-      <w:r>
-        <w:rPr>
-          <w:rFonts w:eastAsia="Times New Roman" w:cstheme="minorHAnsi"/>
-          <w:kern w:val="0"/>
-          <w:lang w:eastAsia="en-IN"/>
-          <w14:ligatures w14:val="none"/>
-        </w:rPr>
-        <w:t>These are the actual units that execute the ABAP code. They are specialized for different tasks</w:t>
-      </w:r>
-    </w:p>
-    <w:p>
-      <w:pPr>
-        <w:pStyle w:val="ListParagraph"/>
-        <w:numPr>
-          <w:ilvl w:val="0"/>
-          <w:numId w:val="4"/>
-        </w:numPr>
-        <w:spacing w:before="100" w:beforeAutospacing="1" w:after="100" w:afterAutospacing="1" w:line="240" w:lineRule="auto"/>
-        <w:rPr>
-          <w:rFonts w:eastAsia="Times New Roman" w:cstheme="minorHAnsi"/>
-          <w:kern w:val="0"/>
-          <w:lang w:eastAsia="en-IN"/>
-          <w14:ligatures w14:val="none"/>
-        </w:rPr>
-      </w:pPr>
-      <w:r>
-        <w:rPr>
-          <w:rFonts w:eastAsia="Times New Roman" w:cstheme="minorHAnsi"/>
-          <w:kern w:val="0"/>
-          <w:lang w:eastAsia="en-IN"/>
-          <w14:ligatures w14:val="none"/>
-        </w:rPr>
-        <w:t>main types are</w:t>
-      </w:r>
-      <w:r>
-        <w:rPr>
-          <w:rFonts w:eastAsia="Times New Roman" w:cstheme="minorHAnsi"/>
-          <w:kern w:val="0"/>
-          <w:lang w:eastAsia="en-IN"/>
-          <w14:ligatures w14:val="none"/>
-        </w:rPr>
-        <w:t xml:space="preserve">: </w:t>
-      </w:r>
-      <w:r>
-        <w:rPr>
-          <w:rFonts w:eastAsia="Times New Roman" w:cstheme="minorHAnsi"/>
-          <w:b/>
-          <w:bCs/>
-          <w:kern w:val="0"/>
-          <w:lang w:eastAsia="en-IN"/>
-          <w14:ligatures w14:val="none"/>
-        </w:rPr>
-        <w:t>Dialog (D), Update (U), Background (B), Spool (S), and Enqueue(E)</w:t>
-      </w:r>
-      <w:r>
-        <w:rPr>
-          <w:rFonts w:eastAsia="Times New Roman" w:cstheme="minorHAnsi"/>
-          <w:kern w:val="0"/>
-          <w:lang w:eastAsia="en-IN"/>
-          <w14:ligatures w14:val="none"/>
-        </w:rPr>
-        <w:t>.</w:t>
-      </w:r>
-    </w:p>
-    <w:p>
-      <w:pPr>
-        <w:pStyle w:val="ListParagraph"/>
-        <w:numPr>
-          <w:ilvl w:val="0"/>
-          <w:numId w:val="4"/>
-        </w:numPr>
-        <w:rPr>
-          <w:b/>
-          <w:bCs/>
-        </w:rPr>
-      </w:pPr>
-      <w:r>
-        <w:rPr>
-          <w:b/>
-          <w:bCs/>
-        </w:rPr>
-        <w:t>Dialog</w:t>
-      </w:r>
-      <w:r>
-        <w:rPr>
-          <w:b/>
-          <w:bCs/>
-        </w:rPr>
-        <w:t>:</w:t>
-      </w:r>
-      <w:r>
-        <w:rPr>
-          <w:b/>
-          <w:bCs/>
-        </w:rPr>
         <w:t xml:space="preserve"> </w:t>
       </w:r>
-    </w:p>
-    <w:p>
-      <w:pPr>
-        <w:pStyle w:val="ListParagraph"/>
-        <w:ind w:left="1080"/>
-      </w:pPr>
-      <w:r>
-        <w:t>Dialog work processes handle online user requests and execute transactions interactively. They respond directly to user actions.</w:t>
-      </w:r>
-    </w:p>
-    <w:p>
-      <w:pPr>
-        <w:pStyle w:val="ListParagraph"/>
-        <w:numPr>
-          <w:ilvl w:val="0"/>
-          <w:numId w:val="4"/>
-        </w:numPr>
-        <w:rPr>
-          <w:b/>
-          <w:bCs/>
-        </w:rPr>
-      </w:pPr>
-      <w:r>
-        <w:rPr>
-          <w:b/>
-          <w:bCs/>
-        </w:rPr>
-        <w:t>Update</w:t>
-      </w:r>
-      <w:r>
-        <w:rPr>
-          <w:b/>
-          <w:bCs/>
-        </w:rPr>
-        <w:t>:</w:t>
-      </w:r>
-    </w:p>
-    <w:p>
-      <w:pPr>
-        <w:pStyle w:val="ListParagraph"/>
-        <w:ind w:left="1080"/>
-      </w:pPr>
-      <w:r>
-        <w:t>Update work processes save changes permanently in the database. They ensure data consistency after dialog processing.</w:t>
-      </w:r>
-    </w:p>
-    <w:p>
-      <w:pPr>
-        <w:pStyle w:val="ListParagraph"/>
-        <w:numPr>
-          <w:ilvl w:val="0"/>
-          <w:numId w:val="4"/>
-        </w:numPr>
-        <w:rPr>
-          <w:b/>
-          <w:bCs/>
-        </w:rPr>
-      </w:pPr>
-      <w:r>
-        <w:rPr>
-          <w:b/>
-          <w:bCs/>
-        </w:rPr>
-        <w:t>Background</w:t>
-      </w:r>
-      <w:r>
-        <w:rPr>
-          <w:b/>
-          <w:bCs/>
-        </w:rPr>
-        <w:t>:</w:t>
-      </w:r>
-    </w:p>
-    <w:p>
-      <w:pPr>
-        <w:pStyle w:val="ListParagraph"/>
-        <w:ind w:left="1080"/>
-      </w:pPr>
-      <w:r>
-        <w:t>Background work processes execute long-running jobs without user interaction. They are mainly used for reports and batch processing.</w:t>
-      </w:r>
-    </w:p>
-    <w:p>
-      <w:pPr>
-        <w:pStyle w:val="ListParagraph"/>
-        <w:numPr>
-          <w:ilvl w:val="0"/>
-          <w:numId w:val="4"/>
-        </w:numPr>
-        <w:rPr>
-          <w:b/>
-          <w:bCs/>
-        </w:rPr>
-      </w:pPr>
-      <w:r>
-        <w:rPr>
-          <w:b/>
-          <w:bCs/>
-        </w:rPr>
-        <w:t>Spool</w:t>
-      </w:r>
-      <w:r>
-        <w:rPr>
-          <w:b/>
-          <w:bCs/>
-        </w:rPr>
-        <w:t>:</w:t>
-      </w:r>
-    </w:p>
-    <w:p>
-      <w:pPr>
-        <w:pStyle w:val="ListParagraph"/>
-        <w:ind w:left="1080"/>
-      </w:pPr>
-      <w:r>
-        <w:t>Spool work processes manage printing and output requests. They handle communication between SAP and printers.</w:t>
-      </w:r>
-    </w:p>
-    <w:p>
-      <w:pPr>
-        <w:pStyle w:val="ListParagraph"/>
-        <w:numPr>
-          <w:ilvl w:val="0"/>
-          <w:numId w:val="4"/>
-        </w:numPr>
-        <w:rPr>
-          <w:b/>
-          <w:bCs/>
-        </w:rPr>
-      </w:pPr>
-      <w:r>
-        <w:rPr>
-          <w:b/>
-          <w:bCs/>
-        </w:rPr>
-        <w:t>Enqueue</w:t>
-      </w:r>
-      <w:r>
-        <w:rPr>
-          <w:b/>
-          <w:bCs/>
-        </w:rPr>
-        <w:t>:</w:t>
-      </w:r>
-    </w:p>
-    <w:p>
-      <w:pPr>
-        <w:pStyle w:val="ListParagraph"/>
-        <w:ind w:left="1080"/>
-      </w:pPr>
-      <w:r>
-        <w:t>Enqueue work processes manage locks on SAP data. They prevent multiple users from changing the same data at the same time.</w:t>
-      </w:r>
-    </w:p>
-    <w:p>
-      <w:pPr>
-        <w:pStyle w:val="ListParagraph"/>
-        <w:rPr>
-          <w:rFonts w:eastAsia="Times New Roman" w:cstheme="minorHAnsi"/>
-          <w:b/>
-          <w:bCs/>
-          <w:kern w:val="0"/>
-          <w:sz w:val="27"/>
-          <w:szCs w:val="27"/>
-          <w:lang w:eastAsia="en-IN"/>
-          <w14:ligatures w14:val="none"/>
-        </w:rPr>
-      </w:pPr>
-      <w:r>
-        <w:rPr>
-          <w:rFonts w:eastAsia="Times New Roman" w:cstheme="minorHAnsi"/>
-          <w:b/>
-          <w:bCs/>
-          <w:kern w:val="0"/>
-          <w:sz w:val="27"/>
-          <w:szCs w:val="27"/>
-          <w:lang w:eastAsia="en-IN"/>
-          <w14:ligatures w14:val="none"/>
-        </w:rPr>
-        <w:t>3.</w:t>
-      </w:r>
-      <w:r>
-        <w:rPr>
-          <w:rFonts w:eastAsia="Times New Roman" w:cstheme="minorHAnsi"/>
-          <w:b/>
-          <w:bCs/>
-          <w:kern w:val="0"/>
-          <w:sz w:val="27"/>
-          <w:szCs w:val="27"/>
-          <w:lang w:eastAsia="en-IN"/>
-          <w14:ligatures w14:val="none"/>
-        </w:rPr>
-        <w:t xml:space="preserve">  </w:t>
-      </w:r>
-      <w:r>
-        <w:rPr>
-          <w:rFonts w:eastAsia="Times New Roman" w:cstheme="minorHAnsi"/>
-          <w:b/>
-          <w:bCs/>
-          <w:kern w:val="0"/>
-          <w:sz w:val="27"/>
-          <w:szCs w:val="27"/>
-          <w:lang w:eastAsia="en-IN"/>
-          <w14:ligatures w14:val="none"/>
-        </w:rPr>
-        <w:t>Message Server</w:t>
-      </w:r>
-      <w:r>
-        <w:rPr>
-          <w:rFonts w:eastAsia="Times New Roman" w:cstheme="minorHAnsi"/>
-          <w:b/>
-          <w:bCs/>
-          <w:kern w:val="0"/>
-          <w:sz w:val="27"/>
-          <w:szCs w:val="27"/>
-          <w:lang w:eastAsia="en-IN"/>
-          <w14:ligatures w14:val="none"/>
-        </w:rPr>
-        <w:t>:</w:t>
-      </w:r>
-    </w:p>
-    <w:p>
-      <w:pPr>
-        <w:pStyle w:val="ListParagraph"/>
-        <w:rPr>
-          <w:rFonts w:eastAsia="Times New Roman" w:cstheme="minorHAnsi"/>
-          <w:kern w:val="0"/>
-          <w:sz w:val="27"/>
-          <w:szCs w:val="27"/>
-          <w:lang w:eastAsia="en-IN"/>
-          <w14:ligatures w14:val="none"/>
-        </w:rPr>
-      </w:pPr>
-      <w:r>
-        <w:rPr>
-          <w:rFonts w:eastAsia="Times New Roman" w:cstheme="minorHAnsi"/>
-          <w:kern w:val="0"/>
-          <w:sz w:val="27"/>
-          <w:szCs w:val="27"/>
-          <w:lang w:eastAsia="en-IN"/>
-          <w14:ligatures w14:val="none"/>
-        </w:rPr>
-        <w:t>M</w:t>
-      </w:r>
-      <w:r>
-        <w:rPr>
-          <w:rFonts w:eastAsia="Times New Roman" w:cstheme="minorHAnsi"/>
-          <w:kern w:val="0"/>
-          <w:sz w:val="27"/>
-          <w:szCs w:val="27"/>
-          <w:lang w:eastAsia="en-IN"/>
-          <w14:ligatures w14:val="none"/>
-        </w:rPr>
-        <w:t>anages communication and load balancing between multiple application servers in a distributed system.</w:t>
-      </w:r>
-    </w:p>
-    <w:p>
-      <w:pPr>
-        <w:pStyle w:val="ListParagraph"/>
-        <w:rPr>
-          <w:rFonts w:eastAsia="Times New Roman" w:cstheme="minorHAnsi"/>
-          <w:kern w:val="0"/>
-          <w:sz w:val="27"/>
-          <w:szCs w:val="27"/>
-          <w:lang w:eastAsia="en-IN"/>
-          <w14:ligatures w14:val="none"/>
-        </w:rPr>
-      </w:pPr>
-      <w:r>
-        <w:rPr>
-          <w:rFonts w:eastAsia="Times New Roman" w:cstheme="minorHAnsi"/>
-          <w:b/>
-          <w:bCs/>
-          <w:kern w:val="0"/>
-          <w:sz w:val="27"/>
-          <w:szCs w:val="27"/>
-          <w:lang w:eastAsia="en-IN"/>
-          <w14:ligatures w14:val="none"/>
-        </w:rPr>
-        <w:t>4.</w:t>
-      </w:r>
-      <w:r>
-        <w:rPr>
-          <w:rFonts w:eastAsia="Times New Roman" w:cstheme="minorHAnsi"/>
-          <w:kern w:val="0"/>
-          <w:sz w:val="27"/>
-          <w:szCs w:val="27"/>
-          <w:lang w:eastAsia="en-IN"/>
-          <w14:ligatures w14:val="none"/>
-        </w:rPr>
-        <w:t xml:space="preserve">  </w:t>
-      </w:r>
-      <w:r>
-        <w:rPr>
-          <w:rFonts w:eastAsia="Times New Roman" w:cstheme="minorHAnsi"/>
-          <w:b/>
-          <w:bCs/>
-          <w:kern w:val="0"/>
-          <w:sz w:val="27"/>
-          <w:szCs w:val="27"/>
-          <w:lang w:eastAsia="en-IN"/>
-          <w14:ligatures w14:val="none"/>
-        </w:rPr>
-        <w:t>Enqueue Server</w:t>
-      </w:r>
-      <w:r>
-        <w:rPr>
-          <w:rFonts w:eastAsia="Times New Roman" w:cstheme="minorHAnsi"/>
-          <w:kern w:val="0"/>
-          <w:sz w:val="27"/>
-          <w:szCs w:val="27"/>
-          <w:lang w:eastAsia="en-IN"/>
-          <w14:ligatures w14:val="none"/>
-        </w:rPr>
-        <w:t>:</w:t>
-      </w:r>
-    </w:p>
-    <w:p>
-      <w:pPr>
-        <w:pStyle w:val="ListParagraph"/>
-        <w:rPr>
-          <w:rFonts w:eastAsia="Times New Roman" w:cstheme="minorHAnsi"/>
-          <w:kern w:val="0"/>
-          <w:sz w:val="27"/>
-          <w:szCs w:val="27"/>
-          <w:lang w:eastAsia="en-IN"/>
-          <w14:ligatures w14:val="none"/>
-        </w:rPr>
-      </w:pPr>
-      <w:r>
-        <w:rPr>
-          <w:rFonts w:eastAsia="Times New Roman" w:cstheme="minorHAnsi"/>
-          <w:kern w:val="0"/>
-          <w:sz w:val="27"/>
-          <w:szCs w:val="27"/>
-          <w:lang w:eastAsia="en-IN"/>
-          <w14:ligatures w14:val="none"/>
-        </w:rPr>
-        <w:t>C</w:t>
-      </w:r>
-      <w:r>
-        <w:rPr>
-          <w:rFonts w:eastAsia="Times New Roman" w:cstheme="minorHAnsi"/>
-          <w:kern w:val="0"/>
-          <w:sz w:val="27"/>
-          <w:szCs w:val="27"/>
-          <w:lang w:eastAsia="en-IN"/>
-          <w14:ligatures w14:val="none"/>
-        </w:rPr>
-        <w:t>entral lock manager that controls logical locks to prevent inconsistent updates</w:t>
-      </w:r>
-      <w:r>
-        <w:rPr>
-          <w:rFonts w:eastAsia="Times New Roman" w:cstheme="minorHAnsi"/>
-          <w:kern w:val="0"/>
-          <w:sz w:val="27"/>
-          <w:szCs w:val="27"/>
-          <w:lang w:eastAsia="en-IN"/>
-          <w14:ligatures w14:val="none"/>
-        </w:rPr>
-        <w:t>.</w:t>
-      </w:r>
-    </w:p>
-    <w:p>
-      <w:pPr>
-        <w:pStyle w:val="ListParagraph"/>
-        <w:rPr>
-          <w:rFonts w:eastAsia="Times New Roman" w:cstheme="minorHAnsi"/>
-          <w:b/>
-          <w:bCs/>
-          <w:kern w:val="0"/>
-          <w:sz w:val="27"/>
-          <w:szCs w:val="27"/>
-          <w:lang w:eastAsia="en-IN"/>
-          <w14:ligatures w14:val="none"/>
-        </w:rPr>
-      </w:pPr>
-      <w:r>
-        <w:rPr>
-          <w:rFonts w:eastAsia="Times New Roman" w:cstheme="minorHAnsi"/>
-          <w:b/>
-          <w:bCs/>
-          <w:kern w:val="0"/>
-          <w:sz w:val="27"/>
-          <w:szCs w:val="27"/>
-          <w:lang w:eastAsia="en-IN"/>
-          <w14:ligatures w14:val="none"/>
-        </w:rPr>
-        <w:t>5.</w:t>
-      </w:r>
-      <w:r>
-        <w:rPr>
-          <w:rFonts w:eastAsia="Times New Roman" w:cstheme="minorHAnsi"/>
-          <w:b/>
-          <w:bCs/>
-          <w:kern w:val="0"/>
-          <w:sz w:val="27"/>
-          <w:szCs w:val="27"/>
-          <w:lang w:eastAsia="en-IN"/>
-          <w14:ligatures w14:val="none"/>
-        </w:rPr>
-        <w:t xml:space="preserve">  </w:t>
-      </w:r>
-      <w:r>
-        <w:rPr>
-          <w:rFonts w:eastAsia="Times New Roman" w:cstheme="minorHAnsi"/>
-          <w:b/>
-          <w:bCs/>
-          <w:kern w:val="0"/>
-          <w:sz w:val="27"/>
-          <w:szCs w:val="27"/>
-          <w:lang w:eastAsia="en-IN"/>
-          <w14:ligatures w14:val="none"/>
-        </w:rPr>
-        <w:t>Gateway</w:t>
-      </w:r>
-      <w:r>
-        <w:rPr>
-          <w:rFonts w:eastAsia="Times New Roman" w:cstheme="minorHAnsi"/>
-          <w:b/>
-          <w:bCs/>
-          <w:kern w:val="0"/>
-          <w:sz w:val="27"/>
-          <w:szCs w:val="27"/>
-          <w:lang w:eastAsia="en-IN"/>
-          <w14:ligatures w14:val="none"/>
-        </w:rPr>
-        <w:t>:</w:t>
-      </w:r>
-    </w:p>
-    <w:p>
-      <w:pPr>
-        <w:pStyle w:val="ListParagraph"/>
-        <w:rPr>
-          <w:rFonts w:eastAsia="Times New Roman" w:cstheme="minorHAnsi"/>
-          <w:kern w:val="0"/>
-          <w:sz w:val="27"/>
-          <w:szCs w:val="27"/>
-          <w:lang w:eastAsia="en-IN"/>
-          <w14:ligatures w14:val="none"/>
-        </w:rPr>
-      </w:pPr>
-      <w:r>
-        <w:rPr>
-          <w:rFonts w:eastAsia="Times New Roman" w:cstheme="minorHAnsi"/>
-          <w:kern w:val="0"/>
-          <w:sz w:val="27"/>
-          <w:szCs w:val="27"/>
-          <w:lang w:eastAsia="en-IN"/>
-          <w14:ligatures w14:val="none"/>
-        </w:rPr>
-        <w:t>Manages communication between SAP systems and external systems using the RFC (Remote Function Call) protocol. </w:t>
-      </w:r>
-    </w:p>
-    <w:p>
-      <w:pPr>
-        <w:pStyle w:val="ListParagraph"/>
-        <w:rPr>
-          <w:rFonts w:eastAsia="Times New Roman" w:cstheme="minorHAnsi"/>
-          <w:b/>
-          <w:bCs/>
-          <w:kern w:val="0"/>
-          <w:sz w:val="27"/>
-          <w:szCs w:val="27"/>
-          <w:lang w:eastAsia="en-IN"/>
-          <w14:ligatures w14:val="none"/>
-        </w:rPr>
-      </w:pPr>
-      <w:r>
-        <w:rPr>
-          <w:rFonts w:eastAsia="Times New Roman" w:cstheme="minorHAnsi"/>
-          <w:b/>
-          <w:bCs/>
-          <w:kern w:val="0"/>
-          <w:sz w:val="27"/>
-          <w:szCs w:val="27"/>
-          <w:lang w:eastAsia="en-IN"/>
-          <w14:ligatures w14:val="none"/>
-        </w:rPr>
-        <w:t xml:space="preserve">6.  </w:t>
-      </w:r>
-      <w:r>
-        <w:rPr>
-          <w:rFonts w:eastAsia="Times New Roman" w:cstheme="minorHAnsi"/>
-          <w:b/>
-          <w:bCs/>
-          <w:kern w:val="0"/>
-          <w:sz w:val="27"/>
-          <w:szCs w:val="27"/>
-          <w:lang w:eastAsia="en-IN"/>
-          <w14:ligatures w14:val="none"/>
-        </w:rPr>
-        <w:t>ICM (Internet Communication Manager):</w:t>
-      </w:r>
-    </w:p>
-    <w:p>
-      <w:pPr>
-        <w:pStyle w:val="ListParagraph"/>
-        <w:rPr>
-          <w:rFonts w:eastAsia="Times New Roman" w:cstheme="minorHAnsi"/>
-          <w:kern w:val="0"/>
-          <w:sz w:val="27"/>
-          <w:szCs w:val="27"/>
-          <w:lang w:eastAsia="en-IN"/>
-          <w14:ligatures w14:val="none"/>
-        </w:rPr>
-      </w:pPr>
-      <w:r>
-        <w:rPr>
-          <w:rFonts w:eastAsia="Times New Roman" w:cstheme="minorHAnsi"/>
-          <w:kern w:val="0"/>
-          <w:sz w:val="27"/>
-          <w:szCs w:val="27"/>
-          <w:lang w:eastAsia="en-IN"/>
-          <w14:ligatures w14:val="none"/>
-        </w:rPr>
-        <w:lastRenderedPageBreak/>
-        <w:t>handles HTTP/HTTPS and web protocol requests (used by Web GUI/Fiori and web services).</w:t>
-      </w:r>
-    </w:p>
-    <w:p>
-      <w:pPr>
-        <w:pStyle w:val="ListParagraph"/>
-        <w:rPr>
-          <w:rFonts w:eastAsia="Times New Roman" w:cstheme="minorHAnsi"/>
-          <w:kern w:val="0"/>
-          <w:sz w:val="27"/>
-          <w:szCs w:val="27"/>
-          <w:lang w:eastAsia="en-IN"/>
-          <w14:ligatures w14:val="none"/>
-        </w:rPr>
-      </w:pPr>
-      <w:r>
-        <w:rPr>
-          <w:rFonts w:eastAsia="Times New Roman" w:cstheme="minorHAnsi"/>
-          <w:kern w:val="0"/>
-          <w:sz w:val="27"/>
-          <w:szCs w:val="27"/>
-          <w:lang w:eastAsia="en-IN"/>
-          <w14:ligatures w14:val="none"/>
-        </w:rPr>
-        <w:t xml:space="preserve">7.  </w:t>
-      </w:r>
-      <w:r>
-        <w:rPr>
-          <w:rFonts w:eastAsia="Times New Roman" w:cstheme="minorHAnsi"/>
-          <w:b/>
-          <w:bCs/>
-          <w:kern w:val="0"/>
-          <w:sz w:val="27"/>
-          <w:szCs w:val="27"/>
-          <w:lang w:eastAsia="en-IN"/>
-          <w14:ligatures w14:val="none"/>
-        </w:rPr>
-        <w:t>Shared Memory / Buffers</w:t>
-      </w:r>
-      <w:r>
-        <w:rPr>
-          <w:rFonts w:eastAsia="Times New Roman" w:cstheme="minorHAnsi"/>
-          <w:kern w:val="0"/>
-          <w:sz w:val="27"/>
-          <w:szCs w:val="27"/>
-          <w:lang w:eastAsia="en-IN"/>
-          <w14:ligatures w14:val="none"/>
-        </w:rPr>
-        <w:t>:</w:t>
-      </w:r>
-    </w:p>
-    <w:p>
-      <w:pPr>
-        <w:pStyle w:val="ListParagraph"/>
-        <w:rPr>
-          <w:rFonts w:eastAsia="Times New Roman" w:cstheme="minorHAnsi"/>
-          <w:kern w:val="0"/>
-          <w:sz w:val="27"/>
-          <w:szCs w:val="27"/>
-          <w:lang w:eastAsia="en-IN"/>
-          <w14:ligatures w14:val="none"/>
-        </w:rPr>
-      </w:pPr>
-      <w:r>
-        <w:rPr>
-          <w:rFonts w:eastAsia="Times New Roman" w:cstheme="minorHAnsi"/>
-          <w:kern w:val="0"/>
-          <w:sz w:val="27"/>
-          <w:szCs w:val="27"/>
-          <w:lang w:eastAsia="en-IN"/>
-          <w14:ligatures w14:val="none"/>
-        </w:rPr>
-        <w:t>caches (program buffer, table buffer, etc.) used by the application layer to reduce database access and improve performance.</w:t>
-      </w:r>
-    </w:p>
-    <w:p>
-      <w:pPr>
-        <w:rPr>
-          <w:rFonts w:eastAsia="Times New Roman" w:cstheme="minorHAnsi"/>
-          <w:kern w:val="0"/>
-          <w:sz w:val="27"/>
-          <w:szCs w:val="27"/>
-          <w:lang w:eastAsia="en-IN"/>
-          <w14:ligatures w14:val="none"/>
-        </w:rPr>
-      </w:pPr>
-    </w:p>
-    <w:p>
-      <w:pPr>
-        <w:pStyle w:val="ListParagraph"/>
-        <w:numPr>
-          <w:ilvl w:val="0"/>
-          <w:numId w:val="1"/>
-        </w:numPr>
-        <w:spacing w:after="0" w:line="240" w:lineRule="auto"/>
-        <w:rPr>
-          <w:rFonts w:ascii="Calibri" w:eastAsia="Times New Roman" w:hAnsi="Calibri" w:cs="Calibri"/>
-          <w:b/>
-          <w:bCs/>
-          <w:color w:val="000000"/>
-          <w:kern w:val="0"/>
-          <w:sz w:val="28"/>
-          <w:szCs w:val="28"/>
-          <w:lang w:eastAsia="en-IN"/>
-          <w14:ligatures w14:val="none"/>
-        </w:rPr>
-      </w:pPr>
-      <w:r>
-        <w:rPr>
-          <w:rFonts w:ascii="Calibri" w:eastAsia="Times New Roman" w:hAnsi="Calibri" w:cs="Calibri"/>
-          <w:b/>
-          <w:bCs/>
-          <w:color w:val="000000"/>
-          <w:kern w:val="0"/>
-          <w:sz w:val="28"/>
-          <w:szCs w:val="28"/>
-          <w:lang w:eastAsia="en-IN"/>
-          <w14:ligatures w14:val="none"/>
-        </w:rPr>
-        <w:t>Explain the components of work processor?</w:t>
-      </w:r>
-      <w:r>
-        <w:rPr>
-          <w:rFonts w:ascii="Calibri" w:eastAsia="Times New Roman" w:hAnsi="Calibri" w:cs="Calibri"/>
-          <w:b/>
-          <w:bCs/>
-          <w:color w:val="000000"/>
-          <w:kern w:val="0"/>
-          <w:sz w:val="28"/>
-          <w:szCs w:val="28"/>
-          <w:lang w:eastAsia="en-IN"/>
-          <w14:ligatures w14:val="none"/>
-        </w:rPr>
-        <w:t xml:space="preserve"> </w:t>
-      </w:r>
-      <w:hyperlink r:id="rId5" w:history="1">
+      <w:hyperlink r:id="rId5" w:anchor=":~:text=Appendix-,ABAP%20Application%20Server,-ABAP%20application%20servers" w:history="1">
         <w:r>
           <w:rPr>
             <w:rStyle w:val="Hyperlink"/>
@@ -1102,6 +82,1051 @@
     </w:p>
     <w:p>
       <w:pPr>
+        <w:pStyle w:val="ListParagraph"/>
+        <w:numPr>
+          <w:ilvl w:val="0"/>
+          <w:numId w:val="3"/>
+        </w:numPr>
+        <w:spacing w:after="0" w:line="240" w:lineRule="auto"/>
+        <w:rPr>
+          <w:rFonts w:ascii="Calibri" w:eastAsia="Times New Roman" w:hAnsi="Calibri" w:cs="Calibri"/>
+          <w:b/>
+          <w:bCs/>
+          <w:color w:val="000000"/>
+          <w:kern w:val="0"/>
+          <w:sz w:val="28"/>
+          <w:szCs w:val="28"/>
+          <w:lang w:eastAsia="en-IN"/>
+          <w14:ligatures w14:val="none"/>
+        </w:rPr>
+      </w:pPr>
+      <w:r>
+        <w:rPr>
+          <w:rFonts w:ascii="Calibri" w:eastAsia="Times New Roman" w:hAnsi="Calibri" w:cs="Calibri"/>
+          <w:b/>
+          <w:bCs/>
+          <w:color w:val="000000"/>
+          <w:kern w:val="0"/>
+          <w:sz w:val="28"/>
+          <w:szCs w:val="28"/>
+          <w:lang w:eastAsia="en-IN"/>
+          <w14:ligatures w14:val="none"/>
+        </w:rPr>
+        <w:t xml:space="preserve">1. </w:t>
+      </w:r>
+      <w:r>
+        <w:rPr>
+          <w:rFonts w:ascii="Calibri" w:eastAsia="Times New Roman" w:hAnsi="Calibri" w:cs="Calibri"/>
+          <w:b/>
+          <w:bCs/>
+          <w:color w:val="000000"/>
+          <w:kern w:val="0"/>
+          <w:sz w:val="28"/>
+          <w:szCs w:val="28"/>
+          <w:lang w:eastAsia="en-IN"/>
+          <w14:ligatures w14:val="none"/>
+        </w:rPr>
+        <w:t>ABAP Dispatcher</w:t>
+      </w:r>
+      <w:r>
+        <w:rPr>
+          <w:rFonts w:ascii="Calibri" w:eastAsia="Times New Roman" w:hAnsi="Calibri" w:cs="Calibri"/>
+          <w:b/>
+          <w:bCs/>
+          <w:color w:val="000000"/>
+          <w:kern w:val="0"/>
+          <w:sz w:val="28"/>
+          <w:szCs w:val="28"/>
+          <w:lang w:eastAsia="en-IN"/>
+          <w14:ligatures w14:val="none"/>
+        </w:rPr>
+        <w:t>:</w:t>
+      </w:r>
+    </w:p>
+    <w:p>
+      <w:pPr>
+        <w:pStyle w:val="ListParagraph"/>
+        <w:numPr>
+          <w:ilvl w:val="0"/>
+          <w:numId w:val="3"/>
+        </w:numPr>
+        <w:spacing w:after="0" w:line="240" w:lineRule="auto"/>
+        <w:rPr>
+          <w:rFonts w:ascii="Calibri" w:eastAsia="Times New Roman" w:hAnsi="Calibri" w:cs="Calibri"/>
+          <w:color w:val="000000"/>
+          <w:kern w:val="0"/>
+          <w:sz w:val="28"/>
+          <w:szCs w:val="28"/>
+          <w:lang w:eastAsia="en-IN"/>
+          <w14:ligatures w14:val="none"/>
+        </w:rPr>
+      </w:pPr>
+      <w:r>
+        <w:rPr>
+          <w:rFonts w:ascii="Calibri" w:eastAsia="Times New Roman" w:hAnsi="Calibri" w:cs="Calibri"/>
+          <w:color w:val="000000"/>
+          <w:kern w:val="0"/>
+          <w:sz w:val="28"/>
+          <w:szCs w:val="28"/>
+          <w:lang w:eastAsia="en-IN"/>
+          <w14:ligatures w14:val="none"/>
+        </w:rPr>
+        <w:t xml:space="preserve">The Dispatcher is the "control </w:t>
+      </w:r>
+      <w:proofErr w:type="spellStart"/>
+      <w:r>
+        <w:rPr>
+          <w:rFonts w:ascii="Calibri" w:eastAsia="Times New Roman" w:hAnsi="Calibri" w:cs="Calibri"/>
+          <w:color w:val="000000"/>
+          <w:kern w:val="0"/>
+          <w:sz w:val="28"/>
+          <w:szCs w:val="28"/>
+          <w:lang w:eastAsia="en-IN"/>
+          <w14:ligatures w14:val="none"/>
+        </w:rPr>
+        <w:t>center</w:t>
+      </w:r>
+      <w:proofErr w:type="spellEnd"/>
+      <w:r>
+        <w:rPr>
+          <w:rFonts w:ascii="Calibri" w:eastAsia="Times New Roman" w:hAnsi="Calibri" w:cs="Calibri"/>
+          <w:color w:val="000000"/>
+          <w:kern w:val="0"/>
+          <w:sz w:val="28"/>
+          <w:szCs w:val="28"/>
+          <w:lang w:eastAsia="en-IN"/>
+          <w14:ligatures w14:val="none"/>
+        </w:rPr>
+        <w:t>" of the application server. It manages the resources and distributes tasks to available work processes.</w:t>
+      </w:r>
+    </w:p>
+    <w:p>
+      <w:pPr>
+        <w:pStyle w:val="ListParagraph"/>
+        <w:numPr>
+          <w:ilvl w:val="0"/>
+          <w:numId w:val="1"/>
+        </w:numPr>
+        <w:spacing w:after="0" w:line="240" w:lineRule="auto"/>
+      </w:pPr>
+      <w:r>
+        <w:t>Acts as a traffic controller.</w:t>
+      </w:r>
+    </w:p>
+    <w:p>
+      <w:pPr>
+        <w:pStyle w:val="ListParagraph"/>
+        <w:numPr>
+          <w:ilvl w:val="0"/>
+          <w:numId w:val="1"/>
+        </w:numPr>
+        <w:spacing w:after="0" w:line="240" w:lineRule="auto"/>
+      </w:pPr>
+      <w:r>
+        <w:t>Receives requests from SAP GUI.</w:t>
+      </w:r>
+    </w:p>
+    <w:p>
+      <w:pPr>
+        <w:pStyle w:val="ListParagraph"/>
+        <w:numPr>
+          <w:ilvl w:val="0"/>
+          <w:numId w:val="1"/>
+        </w:numPr>
+        <w:spacing w:after="0" w:line="240" w:lineRule="auto"/>
+      </w:pPr>
+      <w:r>
+        <w:t>Assigns requests to free work processes.</w:t>
+      </w:r>
+    </w:p>
+    <w:p>
+      <w:pPr>
+        <w:pStyle w:val="ListParagraph"/>
+        <w:numPr>
+          <w:ilvl w:val="0"/>
+          <w:numId w:val="1"/>
+        </w:numPr>
+        <w:spacing w:after="0" w:line="240" w:lineRule="auto"/>
+        <w:rPr>
+          <w:rFonts w:ascii="Calibri" w:eastAsia="Times New Roman" w:hAnsi="Calibri" w:cs="Calibri"/>
+          <w:b/>
+          <w:bCs/>
+          <w:color w:val="000000"/>
+          <w:kern w:val="0"/>
+          <w:sz w:val="28"/>
+          <w:szCs w:val="28"/>
+          <w:lang w:eastAsia="en-IN"/>
+          <w14:ligatures w14:val="none"/>
+        </w:rPr>
+      </w:pPr>
+      <w:r>
+        <w:t>Manages user sessions.</w:t>
+      </w:r>
+    </w:p>
+    <w:p>
+      <w:pPr>
+        <w:pStyle w:val="ListParagraph"/>
+        <w:spacing w:after="0" w:line="240" w:lineRule="auto"/>
+        <w:ind w:left="1080"/>
+        <w:rPr>
+          <w:rFonts w:ascii="Calibri" w:eastAsia="Times New Roman" w:hAnsi="Calibri" w:cs="Calibri"/>
+          <w:b/>
+          <w:bCs/>
+          <w:color w:val="000000"/>
+          <w:kern w:val="0"/>
+          <w:sz w:val="28"/>
+          <w:szCs w:val="28"/>
+          <w:lang w:eastAsia="en-IN"/>
+          <w14:ligatures w14:val="none"/>
+        </w:rPr>
+      </w:pPr>
+    </w:p>
+    <w:p>
+      <w:pPr>
+        <w:pStyle w:val="ListParagraph"/>
+        <w:numPr>
+          <w:ilvl w:val="0"/>
+          <w:numId w:val="3"/>
+        </w:numPr>
+        <w:spacing w:before="100" w:beforeAutospacing="1" w:after="100" w:afterAutospacing="1" w:line="240" w:lineRule="auto"/>
+        <w:outlineLvl w:val="2"/>
+        <w:rPr>
+          <w:rFonts w:eastAsia="Times New Roman" w:cstheme="minorHAnsi"/>
+          <w:b/>
+          <w:bCs/>
+          <w:kern w:val="0"/>
+          <w:sz w:val="27"/>
+          <w:szCs w:val="27"/>
+          <w:lang w:eastAsia="en-IN"/>
+          <w14:ligatures w14:val="none"/>
+        </w:rPr>
+      </w:pPr>
+      <w:r>
+        <w:rPr>
+          <w:rFonts w:eastAsia="Times New Roman" w:cstheme="minorHAnsi"/>
+          <w:b/>
+          <w:bCs/>
+          <w:kern w:val="0"/>
+          <w:sz w:val="27"/>
+          <w:szCs w:val="27"/>
+          <w:lang w:eastAsia="en-IN"/>
+          <w14:ligatures w14:val="none"/>
+        </w:rPr>
+        <w:t xml:space="preserve">2. </w:t>
+      </w:r>
+      <w:r>
+        <w:rPr>
+          <w:rFonts w:eastAsia="Times New Roman" w:cstheme="minorHAnsi"/>
+          <w:b/>
+          <w:bCs/>
+          <w:kern w:val="0"/>
+          <w:sz w:val="27"/>
+          <w:szCs w:val="27"/>
+          <w:lang w:eastAsia="en-IN"/>
+          <w14:ligatures w14:val="none"/>
+        </w:rPr>
+        <w:t>Work Processes</w:t>
+      </w:r>
+      <w:r>
+        <w:rPr>
+          <w:rFonts w:eastAsia="Times New Roman" w:cstheme="minorHAnsi"/>
+          <w:b/>
+          <w:bCs/>
+          <w:kern w:val="0"/>
+          <w:sz w:val="27"/>
+          <w:szCs w:val="27"/>
+          <w:lang w:eastAsia="en-IN"/>
+          <w14:ligatures w14:val="none"/>
+        </w:rPr>
+        <w:t>:</w:t>
+      </w:r>
+    </w:p>
+    <w:p>
+      <w:pPr>
+        <w:pStyle w:val="ListParagraph"/>
+        <w:numPr>
+          <w:ilvl w:val="0"/>
+          <w:numId w:val="1"/>
+        </w:numPr>
+        <w:spacing w:before="100" w:beforeAutospacing="1" w:after="100" w:afterAutospacing="1" w:line="240" w:lineRule="auto"/>
+        <w:rPr>
+          <w:rFonts w:eastAsia="Times New Roman" w:cstheme="minorHAnsi"/>
+          <w:kern w:val="0"/>
+          <w:lang w:eastAsia="en-IN"/>
+          <w14:ligatures w14:val="none"/>
+        </w:rPr>
+      </w:pPr>
+      <w:r>
+        <w:rPr>
+          <w:rFonts w:eastAsia="Times New Roman" w:cstheme="minorHAnsi"/>
+          <w:kern w:val="0"/>
+          <w:lang w:eastAsia="en-IN"/>
+          <w14:ligatures w14:val="none"/>
+        </w:rPr>
+        <w:t>These are the actual units that execute the ABAP code. They are specialized for different tasks</w:t>
+      </w:r>
+    </w:p>
+    <w:p>
+      <w:pPr>
+        <w:pStyle w:val="ListParagraph"/>
+        <w:numPr>
+          <w:ilvl w:val="0"/>
+          <w:numId w:val="1"/>
+        </w:numPr>
+        <w:spacing w:before="100" w:beforeAutospacing="1" w:after="100" w:afterAutospacing="1" w:line="240" w:lineRule="auto"/>
+        <w:rPr>
+          <w:rFonts w:eastAsia="Times New Roman" w:cstheme="minorHAnsi"/>
+          <w:kern w:val="0"/>
+          <w:lang w:eastAsia="en-IN"/>
+          <w14:ligatures w14:val="none"/>
+        </w:rPr>
+      </w:pPr>
+      <w:r>
+        <w:rPr>
+          <w:rFonts w:eastAsia="Times New Roman" w:cstheme="minorHAnsi"/>
+          <w:kern w:val="0"/>
+          <w:lang w:eastAsia="en-IN"/>
+          <w14:ligatures w14:val="none"/>
+        </w:rPr>
+        <w:t>main types are</w:t>
+      </w:r>
+      <w:r>
+        <w:rPr>
+          <w:rFonts w:eastAsia="Times New Roman" w:cstheme="minorHAnsi"/>
+          <w:kern w:val="0"/>
+          <w:lang w:eastAsia="en-IN"/>
+          <w14:ligatures w14:val="none"/>
+        </w:rPr>
+        <w:t xml:space="preserve">: </w:t>
+      </w:r>
+      <w:r>
+        <w:rPr>
+          <w:rFonts w:eastAsia="Times New Roman" w:cstheme="minorHAnsi"/>
+          <w:b/>
+          <w:bCs/>
+          <w:kern w:val="0"/>
+          <w:lang w:eastAsia="en-IN"/>
+          <w14:ligatures w14:val="none"/>
+        </w:rPr>
+        <w:t>Dialog (D), Update (U), Background (B), Spool (S), and Enqueue(E)</w:t>
+      </w:r>
+      <w:r>
+        <w:rPr>
+          <w:rFonts w:eastAsia="Times New Roman" w:cstheme="minorHAnsi"/>
+          <w:kern w:val="0"/>
+          <w:lang w:eastAsia="en-IN"/>
+          <w14:ligatures w14:val="none"/>
+        </w:rPr>
+        <w:t>.</w:t>
+      </w:r>
+    </w:p>
+    <w:p>
+      <w:pPr>
+        <w:pStyle w:val="ListParagraph"/>
+        <w:numPr>
+          <w:ilvl w:val="0"/>
+          <w:numId w:val="1"/>
+        </w:numPr>
+        <w:rPr>
+          <w:b/>
+          <w:bCs/>
+        </w:rPr>
+      </w:pPr>
+      <w:r>
+        <w:rPr>
+          <w:b/>
+          <w:bCs/>
+        </w:rPr>
+        <w:t>Dialog</w:t>
+      </w:r>
+      <w:r>
+        <w:rPr>
+          <w:b/>
+          <w:bCs/>
+        </w:rPr>
+        <w:t>:</w:t>
+      </w:r>
+      <w:r>
+        <w:rPr>
+          <w:b/>
+          <w:bCs/>
+        </w:rPr>
+        <w:t xml:space="preserve"> </w:t>
+      </w:r>
+    </w:p>
+    <w:p>
+      <w:pPr>
+        <w:pStyle w:val="ListParagraph"/>
+        <w:ind w:left="1080"/>
+      </w:pPr>
+      <w:r>
+        <w:t>Dialog work processes handle online user requests and execute transactions interactively. They respond directly to user actions.</w:t>
+      </w:r>
+    </w:p>
+    <w:p>
+      <w:pPr>
+        <w:pStyle w:val="ListParagraph"/>
+        <w:numPr>
+          <w:ilvl w:val="0"/>
+          <w:numId w:val="1"/>
+        </w:numPr>
+        <w:rPr>
+          <w:b/>
+          <w:bCs/>
+        </w:rPr>
+      </w:pPr>
+      <w:r>
+        <w:rPr>
+          <w:b/>
+          <w:bCs/>
+        </w:rPr>
+        <w:t>Update</w:t>
+      </w:r>
+      <w:r>
+        <w:rPr>
+          <w:b/>
+          <w:bCs/>
+        </w:rPr>
+        <w:t>:</w:t>
+      </w:r>
+    </w:p>
+    <w:p>
+      <w:pPr>
+        <w:pStyle w:val="ListParagraph"/>
+        <w:ind w:left="1080"/>
+      </w:pPr>
+      <w:r>
+        <w:t>Update work processes save changes permanently in the database. They ensure data consistency after dialog processing.</w:t>
+      </w:r>
+    </w:p>
+    <w:p>
+      <w:pPr>
+        <w:pStyle w:val="ListParagraph"/>
+        <w:numPr>
+          <w:ilvl w:val="0"/>
+          <w:numId w:val="1"/>
+        </w:numPr>
+        <w:rPr>
+          <w:b/>
+          <w:bCs/>
+        </w:rPr>
+      </w:pPr>
+      <w:r>
+        <w:rPr>
+          <w:b/>
+          <w:bCs/>
+        </w:rPr>
+        <w:t>Background</w:t>
+      </w:r>
+      <w:r>
+        <w:rPr>
+          <w:b/>
+          <w:bCs/>
+        </w:rPr>
+        <w:t>:</w:t>
+      </w:r>
+    </w:p>
+    <w:p>
+      <w:pPr>
+        <w:pStyle w:val="ListParagraph"/>
+        <w:ind w:left="1080"/>
+      </w:pPr>
+      <w:r>
+        <w:t>Background work processes execute long-running jobs without user interaction. They are mainly used for reports and batch processing.</w:t>
+      </w:r>
+    </w:p>
+    <w:p>
+      <w:pPr>
+        <w:pStyle w:val="ListParagraph"/>
+        <w:numPr>
+          <w:ilvl w:val="0"/>
+          <w:numId w:val="1"/>
+        </w:numPr>
+        <w:rPr>
+          <w:b/>
+          <w:bCs/>
+        </w:rPr>
+      </w:pPr>
+      <w:r>
+        <w:rPr>
+          <w:b/>
+          <w:bCs/>
+        </w:rPr>
+        <w:t>Spool</w:t>
+      </w:r>
+      <w:r>
+        <w:rPr>
+          <w:b/>
+          <w:bCs/>
+        </w:rPr>
+        <w:t>:</w:t>
+      </w:r>
+    </w:p>
+    <w:p>
+      <w:pPr>
+        <w:pStyle w:val="ListParagraph"/>
+        <w:ind w:left="1080"/>
+      </w:pPr>
+      <w:r>
+        <w:t>Spool work processes manage printing and output requests. They handle communication between SAP and printers.</w:t>
+      </w:r>
+    </w:p>
+    <w:p>
+      <w:pPr>
+        <w:pStyle w:val="ListParagraph"/>
+        <w:numPr>
+          <w:ilvl w:val="0"/>
+          <w:numId w:val="1"/>
+        </w:numPr>
+        <w:rPr>
+          <w:b/>
+          <w:bCs/>
+        </w:rPr>
+      </w:pPr>
+      <w:r>
+        <w:rPr>
+          <w:b/>
+          <w:bCs/>
+        </w:rPr>
+        <w:t>Enqueue</w:t>
+      </w:r>
+      <w:r>
+        <w:rPr>
+          <w:b/>
+          <w:bCs/>
+        </w:rPr>
+        <w:t>:</w:t>
+      </w:r>
+    </w:p>
+    <w:p>
+      <w:pPr>
+        <w:pStyle w:val="ListParagraph"/>
+        <w:ind w:left="1080"/>
+      </w:pPr>
+      <w:r>
+        <w:t>Enqueue work processes manage locks on SAP data. They prevent multiple users from changing the same data at the same time.</w:t>
+      </w:r>
+    </w:p>
+    <w:p>
+      <w:pPr>
+        <w:pStyle w:val="ListParagraph"/>
+        <w:rPr>
+          <w:rFonts w:eastAsia="Times New Roman" w:cstheme="minorHAnsi"/>
+          <w:b/>
+          <w:bCs/>
+          <w:kern w:val="0"/>
+          <w:sz w:val="27"/>
+          <w:szCs w:val="27"/>
+          <w:lang w:eastAsia="en-IN"/>
+          <w14:ligatures w14:val="none"/>
+        </w:rPr>
+      </w:pPr>
+      <w:r>
+        <w:rPr>
+          <w:rFonts w:eastAsia="Times New Roman" w:cstheme="minorHAnsi"/>
+          <w:b/>
+          <w:bCs/>
+          <w:kern w:val="0"/>
+          <w:sz w:val="27"/>
+          <w:szCs w:val="27"/>
+          <w:lang w:eastAsia="en-IN"/>
+          <w14:ligatures w14:val="none"/>
+        </w:rPr>
+        <w:t>3.</w:t>
+      </w:r>
+      <w:r>
+        <w:rPr>
+          <w:rFonts w:eastAsia="Times New Roman" w:cstheme="minorHAnsi"/>
+          <w:b/>
+          <w:bCs/>
+          <w:kern w:val="0"/>
+          <w:sz w:val="27"/>
+          <w:szCs w:val="27"/>
+          <w:lang w:eastAsia="en-IN"/>
+          <w14:ligatures w14:val="none"/>
+        </w:rPr>
+        <w:t xml:space="preserve">  </w:t>
+      </w:r>
+      <w:r>
+        <w:rPr>
+          <w:rFonts w:eastAsia="Times New Roman" w:cstheme="minorHAnsi"/>
+          <w:b/>
+          <w:bCs/>
+          <w:kern w:val="0"/>
+          <w:sz w:val="27"/>
+          <w:szCs w:val="27"/>
+          <w:lang w:eastAsia="en-IN"/>
+          <w14:ligatures w14:val="none"/>
+        </w:rPr>
+        <w:t>Message Server</w:t>
+      </w:r>
+      <w:r>
+        <w:rPr>
+          <w:rFonts w:eastAsia="Times New Roman" w:cstheme="minorHAnsi"/>
+          <w:b/>
+          <w:bCs/>
+          <w:kern w:val="0"/>
+          <w:sz w:val="27"/>
+          <w:szCs w:val="27"/>
+          <w:lang w:eastAsia="en-IN"/>
+          <w14:ligatures w14:val="none"/>
+        </w:rPr>
+        <w:t>:</w:t>
+      </w:r>
+    </w:p>
+    <w:p>
+      <w:pPr>
+        <w:pStyle w:val="ListParagraph"/>
+        <w:rPr>
+          <w:rFonts w:eastAsia="Times New Roman" w:cstheme="minorHAnsi"/>
+          <w:kern w:val="0"/>
+          <w:sz w:val="27"/>
+          <w:szCs w:val="27"/>
+          <w:lang w:eastAsia="en-IN"/>
+          <w14:ligatures w14:val="none"/>
+        </w:rPr>
+      </w:pPr>
+      <w:r>
+        <w:rPr>
+          <w:rFonts w:eastAsia="Times New Roman" w:cstheme="minorHAnsi"/>
+          <w:kern w:val="0"/>
+          <w:sz w:val="27"/>
+          <w:szCs w:val="27"/>
+          <w:lang w:eastAsia="en-IN"/>
+          <w14:ligatures w14:val="none"/>
+        </w:rPr>
+        <w:t>M</w:t>
+      </w:r>
+      <w:r>
+        <w:rPr>
+          <w:rFonts w:eastAsia="Times New Roman" w:cstheme="minorHAnsi"/>
+          <w:kern w:val="0"/>
+          <w:sz w:val="27"/>
+          <w:szCs w:val="27"/>
+          <w:lang w:eastAsia="en-IN"/>
+          <w14:ligatures w14:val="none"/>
+        </w:rPr>
+        <w:t>anages communication and load balancing between multiple application servers in a distributed system.</w:t>
+      </w:r>
+    </w:p>
+    <w:p>
+      <w:pPr>
+        <w:pStyle w:val="ListParagraph"/>
+        <w:tabs>
+          <w:tab w:val="left" w:pos="4044"/>
+        </w:tabs>
+        <w:rPr>
+          <w:rFonts w:eastAsia="Times New Roman" w:cstheme="minorHAnsi"/>
+          <w:kern w:val="0"/>
+          <w:sz w:val="27"/>
+          <w:szCs w:val="27"/>
+          <w:lang w:eastAsia="en-IN"/>
+          <w14:ligatures w14:val="none"/>
+        </w:rPr>
+      </w:pPr>
+      <w:r>
+        <w:rPr>
+          <w:rFonts w:eastAsia="Times New Roman" w:cstheme="minorHAnsi"/>
+          <w:b/>
+          <w:bCs/>
+          <w:kern w:val="0"/>
+          <w:sz w:val="27"/>
+          <w:szCs w:val="27"/>
+          <w:lang w:eastAsia="en-IN"/>
+          <w14:ligatures w14:val="none"/>
+        </w:rPr>
+        <w:t>4.</w:t>
+      </w:r>
+      <w:r>
+        <w:rPr>
+          <w:rFonts w:eastAsia="Times New Roman" w:cstheme="minorHAnsi"/>
+          <w:kern w:val="0"/>
+          <w:sz w:val="27"/>
+          <w:szCs w:val="27"/>
+          <w:lang w:eastAsia="en-IN"/>
+          <w14:ligatures w14:val="none"/>
+        </w:rPr>
+        <w:t xml:space="preserve">  </w:t>
+      </w:r>
+      <w:r>
+        <w:rPr>
+          <w:rFonts w:eastAsia="Times New Roman" w:cstheme="minorHAnsi"/>
+          <w:b/>
+          <w:bCs/>
+          <w:kern w:val="0"/>
+          <w:sz w:val="27"/>
+          <w:szCs w:val="27"/>
+          <w:lang w:eastAsia="en-IN"/>
+          <w14:ligatures w14:val="none"/>
+        </w:rPr>
+        <w:t>Enqueue Server</w:t>
+      </w:r>
+      <w:r>
+        <w:rPr>
+          <w:rFonts w:eastAsia="Times New Roman" w:cstheme="minorHAnsi"/>
+          <w:kern w:val="0"/>
+          <w:sz w:val="27"/>
+          <w:szCs w:val="27"/>
+          <w:lang w:eastAsia="en-IN"/>
+          <w14:ligatures w14:val="none"/>
+        </w:rPr>
+        <w:t>:</w:t>
+      </w:r>
+    </w:p>
+    <w:p>
+      <w:pPr>
+        <w:pStyle w:val="ListParagraph"/>
+        <w:rPr>
+          <w:rFonts w:eastAsia="Times New Roman" w:cstheme="minorHAnsi"/>
+          <w:kern w:val="0"/>
+          <w:sz w:val="27"/>
+          <w:szCs w:val="27"/>
+          <w:lang w:eastAsia="en-IN"/>
+          <w14:ligatures w14:val="none"/>
+        </w:rPr>
+      </w:pPr>
+      <w:r>
+        <w:rPr>
+          <w:rFonts w:eastAsia="Times New Roman" w:cstheme="minorHAnsi"/>
+          <w:kern w:val="0"/>
+          <w:sz w:val="27"/>
+          <w:szCs w:val="27"/>
+          <w:lang w:eastAsia="en-IN"/>
+          <w14:ligatures w14:val="none"/>
+        </w:rPr>
+        <w:t>C</w:t>
+      </w:r>
+      <w:r>
+        <w:rPr>
+          <w:rFonts w:eastAsia="Times New Roman" w:cstheme="minorHAnsi"/>
+          <w:kern w:val="0"/>
+          <w:sz w:val="27"/>
+          <w:szCs w:val="27"/>
+          <w:lang w:eastAsia="en-IN"/>
+          <w14:ligatures w14:val="none"/>
+        </w:rPr>
+        <w:t>entral lock manager that controls logical locks to prevent inconsistent updates</w:t>
+      </w:r>
+      <w:r>
+        <w:rPr>
+          <w:rFonts w:eastAsia="Times New Roman" w:cstheme="minorHAnsi"/>
+          <w:kern w:val="0"/>
+          <w:sz w:val="27"/>
+          <w:szCs w:val="27"/>
+          <w:lang w:eastAsia="en-IN"/>
+          <w14:ligatures w14:val="none"/>
+        </w:rPr>
+        <w:t>.</w:t>
+      </w:r>
+    </w:p>
+    <w:p>
+      <w:pPr>
+        <w:pStyle w:val="ListParagraph"/>
+        <w:rPr>
+          <w:rFonts w:eastAsia="Times New Roman" w:cstheme="minorHAnsi"/>
+          <w:b/>
+          <w:bCs/>
+          <w:kern w:val="0"/>
+          <w:sz w:val="27"/>
+          <w:szCs w:val="27"/>
+          <w:lang w:eastAsia="en-IN"/>
+          <w14:ligatures w14:val="none"/>
+        </w:rPr>
+      </w:pPr>
+      <w:r>
+        <w:rPr>
+          <w:rFonts w:eastAsia="Times New Roman" w:cstheme="minorHAnsi"/>
+          <w:b/>
+          <w:bCs/>
+          <w:kern w:val="0"/>
+          <w:sz w:val="27"/>
+          <w:szCs w:val="27"/>
+          <w:lang w:eastAsia="en-IN"/>
+          <w14:ligatures w14:val="none"/>
+        </w:rPr>
+        <w:t>5.</w:t>
+      </w:r>
+      <w:r>
+        <w:rPr>
+          <w:rFonts w:eastAsia="Times New Roman" w:cstheme="minorHAnsi"/>
+          <w:b/>
+          <w:bCs/>
+          <w:kern w:val="0"/>
+          <w:sz w:val="27"/>
+          <w:szCs w:val="27"/>
+          <w:lang w:eastAsia="en-IN"/>
+          <w14:ligatures w14:val="none"/>
+        </w:rPr>
+        <w:t xml:space="preserve">  </w:t>
+      </w:r>
+      <w:r>
+        <w:rPr>
+          <w:rFonts w:eastAsia="Times New Roman" w:cstheme="minorHAnsi"/>
+          <w:b/>
+          <w:bCs/>
+          <w:kern w:val="0"/>
+          <w:sz w:val="27"/>
+          <w:szCs w:val="27"/>
+          <w:lang w:eastAsia="en-IN"/>
+          <w14:ligatures w14:val="none"/>
+        </w:rPr>
+        <w:t>Gateway</w:t>
+      </w:r>
+      <w:r>
+        <w:rPr>
+          <w:rFonts w:eastAsia="Times New Roman" w:cstheme="minorHAnsi"/>
+          <w:b/>
+          <w:bCs/>
+          <w:kern w:val="0"/>
+          <w:sz w:val="27"/>
+          <w:szCs w:val="27"/>
+          <w:lang w:eastAsia="en-IN"/>
+          <w14:ligatures w14:val="none"/>
+        </w:rPr>
+        <w:t>:</w:t>
+      </w:r>
+    </w:p>
+    <w:p>
+      <w:pPr>
+        <w:pStyle w:val="ListParagraph"/>
+        <w:rPr>
+          <w:rFonts w:eastAsia="Times New Roman" w:cstheme="minorHAnsi"/>
+          <w:kern w:val="0"/>
+          <w:sz w:val="27"/>
+          <w:szCs w:val="27"/>
+          <w:lang w:eastAsia="en-IN"/>
+          <w14:ligatures w14:val="none"/>
+        </w:rPr>
+      </w:pPr>
+      <w:r>
+        <w:rPr>
+          <w:rFonts w:eastAsia="Times New Roman" w:cstheme="minorHAnsi"/>
+          <w:kern w:val="0"/>
+          <w:sz w:val="27"/>
+          <w:szCs w:val="27"/>
+          <w:lang w:eastAsia="en-IN"/>
+          <w14:ligatures w14:val="none"/>
+        </w:rPr>
+        <w:t>Manages communication between SAP systems and external systems using the RFC (Remote Function Call) protocol. </w:t>
+      </w:r>
+    </w:p>
+    <w:p>
+      <w:pPr>
+        <w:pStyle w:val="ListParagraph"/>
+        <w:rPr>
+          <w:rFonts w:eastAsia="Times New Roman" w:cstheme="minorHAnsi"/>
+          <w:b/>
+          <w:bCs/>
+          <w:kern w:val="0"/>
+          <w:sz w:val="27"/>
+          <w:szCs w:val="27"/>
+          <w:lang w:eastAsia="en-IN"/>
+          <w14:ligatures w14:val="none"/>
+        </w:rPr>
+      </w:pPr>
+      <w:r>
+        <w:rPr>
+          <w:rFonts w:eastAsia="Times New Roman" w:cstheme="minorHAnsi"/>
+          <w:b/>
+          <w:bCs/>
+          <w:kern w:val="0"/>
+          <w:sz w:val="27"/>
+          <w:szCs w:val="27"/>
+          <w:lang w:eastAsia="en-IN"/>
+          <w14:ligatures w14:val="none"/>
+        </w:rPr>
+        <w:t xml:space="preserve">6.  </w:t>
+      </w:r>
+      <w:r>
+        <w:rPr>
+          <w:rFonts w:eastAsia="Times New Roman" w:cstheme="minorHAnsi"/>
+          <w:b/>
+          <w:bCs/>
+          <w:kern w:val="0"/>
+          <w:sz w:val="27"/>
+          <w:szCs w:val="27"/>
+          <w:lang w:eastAsia="en-IN"/>
+          <w14:ligatures w14:val="none"/>
+        </w:rPr>
+        <w:t>ICM (Internet Communication Manager):</w:t>
+      </w:r>
+    </w:p>
+    <w:p>
+      <w:pPr>
+        <w:pStyle w:val="ListParagraph"/>
+        <w:rPr>
+          <w:rFonts w:eastAsia="Times New Roman" w:cstheme="minorHAnsi"/>
+          <w:kern w:val="0"/>
+          <w:sz w:val="27"/>
+          <w:szCs w:val="27"/>
+          <w:lang w:eastAsia="en-IN"/>
+          <w14:ligatures w14:val="none"/>
+        </w:rPr>
+      </w:pPr>
+      <w:r>
+        <w:rPr>
+          <w:rFonts w:eastAsia="Times New Roman" w:cstheme="minorHAnsi"/>
+          <w:kern w:val="0"/>
+          <w:sz w:val="27"/>
+          <w:szCs w:val="27"/>
+          <w:lang w:eastAsia="en-IN"/>
+          <w14:ligatures w14:val="none"/>
+        </w:rPr>
+        <w:lastRenderedPageBreak/>
+        <w:t>handles HTTP/HTTPS and web protocol requests (used by Web GUI/Fiori and web services).</w:t>
+      </w:r>
+    </w:p>
+    <w:p>
+      <w:pPr>
+        <w:pStyle w:val="ListParagraph"/>
+        <w:rPr>
+          <w:rFonts w:eastAsia="Times New Roman" w:cstheme="minorHAnsi"/>
+          <w:kern w:val="0"/>
+          <w:sz w:val="27"/>
+          <w:szCs w:val="27"/>
+          <w:lang w:eastAsia="en-IN"/>
+          <w14:ligatures w14:val="none"/>
+        </w:rPr>
+      </w:pPr>
+      <w:r>
+        <w:rPr>
+          <w:rFonts w:eastAsia="Times New Roman" w:cstheme="minorHAnsi"/>
+          <w:kern w:val="0"/>
+          <w:sz w:val="27"/>
+          <w:szCs w:val="27"/>
+          <w:lang w:eastAsia="en-IN"/>
+          <w14:ligatures w14:val="none"/>
+        </w:rPr>
+        <w:t xml:space="preserve">7.  </w:t>
+      </w:r>
+      <w:r>
+        <w:rPr>
+          <w:rFonts w:eastAsia="Times New Roman" w:cstheme="minorHAnsi"/>
+          <w:b/>
+          <w:bCs/>
+          <w:kern w:val="0"/>
+          <w:sz w:val="27"/>
+          <w:szCs w:val="27"/>
+          <w:lang w:eastAsia="en-IN"/>
+          <w14:ligatures w14:val="none"/>
+        </w:rPr>
+        <w:t>Shared Memory / Buffers</w:t>
+      </w:r>
+      <w:r>
+        <w:rPr>
+          <w:rFonts w:eastAsia="Times New Roman" w:cstheme="minorHAnsi"/>
+          <w:kern w:val="0"/>
+          <w:sz w:val="27"/>
+          <w:szCs w:val="27"/>
+          <w:lang w:eastAsia="en-IN"/>
+          <w14:ligatures w14:val="none"/>
+        </w:rPr>
+        <w:t>:</w:t>
+      </w:r>
+    </w:p>
+    <w:p>
+      <w:pPr>
+        <w:pStyle w:val="ListParagraph"/>
+        <w:rPr>
+          <w:rFonts w:eastAsia="Times New Roman" w:cstheme="minorHAnsi"/>
+          <w:kern w:val="0"/>
+          <w:sz w:val="27"/>
+          <w:szCs w:val="27"/>
+          <w:lang w:eastAsia="en-IN"/>
+          <w14:ligatures w14:val="none"/>
+        </w:rPr>
+      </w:pPr>
+      <w:r>
+        <w:rPr>
+          <w:rFonts w:eastAsia="Times New Roman" w:cstheme="minorHAnsi"/>
+          <w:kern w:val="0"/>
+          <w:sz w:val="27"/>
+          <w:szCs w:val="27"/>
+          <w:lang w:eastAsia="en-IN"/>
+          <w14:ligatures w14:val="none"/>
+        </w:rPr>
+        <w:t>caches (program buffer, table buffer, etc.) used by the application layer to reduce database access and improve performance.</w:t>
+      </w:r>
+    </w:p>
+    <w:p>
+      <w:pPr>
+        <w:rPr>
+          <w:rFonts w:eastAsia="Times New Roman" w:cstheme="minorHAnsi"/>
+          <w:kern w:val="0"/>
+          <w:sz w:val="27"/>
+          <w:szCs w:val="27"/>
+          <w:lang w:eastAsia="en-IN"/>
+          <w14:ligatures w14:val="none"/>
+        </w:rPr>
+      </w:pPr>
+    </w:p>
+    <w:p>
+      <w:pPr>
+        <w:pStyle w:val="ListParagraph"/>
+        <w:numPr>
+          <w:ilvl w:val="0"/>
+          <w:numId w:val="4"/>
+        </w:numPr>
+        <w:spacing w:after="0" w:line="240" w:lineRule="auto"/>
+        <w:rPr>
+          <w:rFonts w:ascii="Calibri" w:eastAsia="Times New Roman" w:hAnsi="Calibri" w:cs="Calibri"/>
+          <w:b/>
+          <w:bCs/>
+          <w:color w:val="000000"/>
+          <w:kern w:val="0"/>
+          <w:sz w:val="28"/>
+          <w:szCs w:val="28"/>
+          <w:lang w:eastAsia="en-IN"/>
+          <w14:ligatures w14:val="none"/>
+        </w:rPr>
+      </w:pPr>
+      <w:r>
+        <w:rPr>
+          <w:rFonts w:ascii="Calibri" w:eastAsia="Times New Roman" w:hAnsi="Calibri" w:cs="Calibri"/>
+          <w:b/>
+          <w:bCs/>
+          <w:color w:val="000000"/>
+          <w:kern w:val="0"/>
+          <w:sz w:val="28"/>
+          <w:szCs w:val="28"/>
+          <w:lang w:eastAsia="en-IN"/>
+          <w14:ligatures w14:val="none"/>
+        </w:rPr>
+        <w:t>Explain the components of work processor?</w:t>
+      </w:r>
+      <w:r>
+        <w:rPr>
+          <w:rFonts w:ascii="Calibri" w:eastAsia="Times New Roman" w:hAnsi="Calibri" w:cs="Calibri"/>
+          <w:b/>
+          <w:bCs/>
+          <w:color w:val="000000"/>
+          <w:kern w:val="0"/>
+          <w:sz w:val="28"/>
+          <w:szCs w:val="28"/>
+          <w:lang w:eastAsia="en-IN"/>
+          <w14:ligatures w14:val="none"/>
+        </w:rPr>
+        <w:t xml:space="preserve"> </w:t>
+      </w:r>
+      <w:hyperlink r:id="rId6" w:history="1">
+        <w:r>
+          <w:rPr>
+            <w:rStyle w:val="Hyperlink"/>
+            <w:rFonts w:ascii="Calibri" w:eastAsia="Times New Roman" w:hAnsi="Calibri" w:cs="Calibri"/>
+            <w:b/>
+            <w:bCs/>
+            <w:kern w:val="0"/>
+            <w:sz w:val="28"/>
+            <w:szCs w:val="28"/>
+            <w:lang w:eastAsia="en-IN"/>
+            <w14:ligatures w14:val="none"/>
+          </w:rPr>
+          <w:t>Refer</w:t>
+        </w:r>
+      </w:hyperlink>
+    </w:p>
+    <w:p>
+      <w:pPr>
         <w:pStyle w:val="NormalWeb"/>
         <w:numPr>
           <w:ilvl w:val="0"/>
@@ -1197,7 +1222,7 @@
         <w:pStyle w:val="ListParagraph"/>
         <w:numPr>
           <w:ilvl w:val="0"/>
-          <w:numId w:val="1"/>
+          <w:numId w:val="4"/>
         </w:numPr>
         <w:spacing w:after="0" w:line="240" w:lineRule="auto"/>
         <w:rPr>
@@ -2083,7 +2108,7 @@
         <w:pStyle w:val="ListParagraph"/>
         <w:numPr>
           <w:ilvl w:val="0"/>
-          <w:numId w:val="1"/>
+          <w:numId w:val="4"/>
         </w:numPr>
         <w:spacing w:after="0" w:line="240" w:lineRule="auto"/>
         <w:rPr>
@@ -2480,7 +2505,7 @@
         <w:pStyle w:val="ListParagraph"/>
         <w:numPr>
           <w:ilvl w:val="0"/>
-          <w:numId w:val="1"/>
+          <w:numId w:val="4"/>
         </w:numPr>
         <w:rPr>
           <w:rFonts w:eastAsia="Times New Roman" w:cstheme="minorHAnsi"/>
@@ -3025,7 +3050,7 @@
         <w:pStyle w:val="ListParagraph"/>
         <w:numPr>
           <w:ilvl w:val="0"/>
-          <w:numId w:val="1"/>
+          <w:numId w:val="4"/>
         </w:numPr>
         <w:spacing w:after="0" w:line="240" w:lineRule="auto"/>
         <w:rPr>
@@ -3791,7 +3816,7 @@
         <w:pStyle w:val="ListParagraph"/>
         <w:numPr>
           <w:ilvl w:val="0"/>
-          <w:numId w:val="1"/>
+          <w:numId w:val="4"/>
         </w:numPr>
         <w:spacing w:after="0" w:line="240" w:lineRule="auto"/>
         <w:rPr>
@@ -3819,37 +3844,7 @@
           <w14:ligatures w14:val="none"/>
         </w:rPr>
         <w:lastRenderedPageBreak/>
-        <w:t xml:space="preserve">What </w:t>
-      </w:r>
-      <w:proofErr w:type="gramStart"/>
-      <w:r>
-        <w:rPr>
-          <w:rFonts w:ascii="Calibri" w:eastAsia="Times New Roman" w:hAnsi="Calibri" w:cs="Calibri"/>
-          <w:b/>
-          <w:bCs/>
-          <w:color w:val="000000"/>
-          <w:kern w:val="0"/>
-          <w:sz w:val="28"/>
-          <w:szCs w:val="28"/>
-          <w:lang w:eastAsia="en-IN"/>
-          <w14:ligatures w14:val="none"/>
-        </w:rPr>
-        <w:t>are</w:t>
-      </w:r>
-      <w:proofErr w:type="gramEnd"/>
-      <w:r>
-        <w:rPr>
-          <w:rFonts w:ascii="Calibri" w:eastAsia="Times New Roman" w:hAnsi="Calibri" w:cs="Calibri"/>
-          <w:b/>
-          <w:bCs/>
-          <w:color w:val="000000"/>
-          <w:kern w:val="0"/>
-          <w:sz w:val="28"/>
-          <w:szCs w:val="28"/>
-          <w:lang w:eastAsia="en-IN"/>
-          <w14:ligatures w14:val="none"/>
-        </w:rPr>
-        <w:t xml:space="preserve"> the type of data stored in SAP?</w:t>
+        <w:t>What are the type of data stored in SAP?</w:t>
       </w:r>
     </w:p>
     <w:p>
@@ -4153,7 +4148,7 @@
         <w:pStyle w:val="ListParagraph"/>
         <w:numPr>
           <w:ilvl w:val="0"/>
-          <w:numId w:val="1"/>
+          <w:numId w:val="4"/>
         </w:numPr>
         <w:spacing w:after="0" w:line="240" w:lineRule="auto"/>
         <w:rPr>
@@ -4899,8 +4894,8 @@
       </w:pPr>
     </w:lvl>
   </w:abstractNum>
-  <w:num w:numId="1" w16cid:durableId="1813056987">
-    <w:abstractNumId w:val="3"/>
+  <w:num w:numId="1" w16cid:durableId="1032192018">
+    <w:abstractNumId w:val="0"/>
   </w:num>
   <w:num w:numId="2" w16cid:durableId="1271357173">
     <w:abstractNumId w:val="2"/>
@@ -4908,8 +4903,8 @@
   <w:num w:numId="3" w16cid:durableId="1762681507">
     <w:abstractNumId w:val="1"/>
   </w:num>
-  <w:num w:numId="4" w16cid:durableId="1032192018">
-    <w:abstractNumId w:val="0"/>
+  <w:num w:numId="4" w16cid:durableId="1813056987">
+    <w:abstractNumId w:val="3"/>
   </w:num>
 </w:numbering>
 </file>
@@ -5877,6 +5872,18 @@
       <w:bCs/>
     </w:rPr>
   </w:style>
+  <w:style w:type="character" w:styleId="FollowedHyperlink">
+    <w:name w:val="FollowedHyperlink"/>
+    <w:basedOn w:val="DefaultParagraphFont"/>
+    <w:uiPriority w:val="99"/>
+    <w:semiHidden/>
+    <w:unhideWhenUsed/>
+    <w:rsid w:val="00EB718D"/>
+    <w:rPr>
+      <w:color w:val="954F72" w:themeColor="followedHyperlink"/>
+      <w:u w:val="single"/>
+    </w:rPr>
+  </w:style>
 </w:styles>
 </file>
 

--- a/Assignment 6.docx
+++ b/Assignment 6.docx
@@ -63,7 +63,7 @@
         </w:rPr>
         <w:t xml:space="preserve"> </w:t>
       </w:r>
-      <w:hyperlink r:id="rId5" w:anchor=":~:text=Appendix-,ABAP%20Application%20Server,-ABAP%20application%20servers" w:history="1">
+      <w:hyperlink r:id="rId7" w:anchor=":~:text=Appendix-,ABAP%20Application%20Server,-ABAP%20application%20servers" w:history="1">
         <w:r>
           <w:rPr>
             <w:rStyle w:val="Hyperlink"/>
@@ -907,7 +907,7 @@
           <w:lang w:eastAsia="en-IN"/>
           <w14:ligatures w14:val="none"/>
         </w:rPr>
-        <w:t>Manages communication between SAP systems and external systems using the RFC (Remote Function Call) protocol. </w:t>
+        <w:t>Manages communication between SAP systems and external systems using the RFC (Remote Function Call) protocol.</w:t>
       </w:r>
     </w:p>
     <w:p>
@@ -1068,6 +1068,8 @@
           <w:numId w:val="4"/>
         </w:numPr>
         <w:spacing w:after="0" w:line="240" w:lineRule="auto"/>
+      </w:pPr>
+      <w:r>
         <w:rPr>
           <w:rFonts w:ascii="Calibri" w:eastAsia="Times New Roman" w:hAnsi="Calibri" w:cs="Calibri"/>
           <w:b/>
@@ -1079,7 +1081,8 @@
           <w:lang w:eastAsia="en-IN"/>
           <w14:ligatures w14:val="none"/>
         </w:rPr>
-      </w:pPr>
+        <w:t>Explain the components of work processor?</w:t>
+      </w:r>
       <w:r>
         <w:rPr>
           <w:rFonts w:ascii="Calibri" w:eastAsia="Times New Roman" w:hAnsi="Calibri" w:cs="Calibri"/>
@@ -1092,23 +1095,9 @@
           <w:lang w:eastAsia="en-IN"/>
           <w14:ligatures w14:val="none"/>
         </w:rPr>
-        <w:t>Explain the components of work processor?</w:t>
-      </w:r>
-      <w:r>
-        <w:rPr>
-          <w:rFonts w:ascii="Calibri" w:eastAsia="Times New Roman" w:hAnsi="Calibri" w:cs="Calibri"/>
-          <w:b/>
-          <w:bCs/>
-          <w:color w:val="000000"/>
-          <w:kern w:val="0"/>
-          <w:sz w:val="28"/>
-          <w:szCs w:val="28"/>
-          <w:lang w:eastAsia="en-IN"/>
-          <w14:ligatures w14:val="none"/>
-        </w:rPr>
         <w:t xml:space="preserve"> </w:t>
       </w:r>
-      <w:hyperlink r:id="rId6" w:history="1">
+      <w:hyperlink r:id="rId8" w:history="1">
         <w:r>
           <w:rPr>
             <w:rStyle w:val="Hyperlink"/>
@@ -1134,18 +1123,24 @@
         </w:numPr>
         <w:rPr>
           <w:rFonts w:asciiTheme="minorHAnsi" w:hAnsiTheme="minorHAnsi" w:cstheme="minorHAnsi"/>
+          <w:sz w:val="27"/>
+          <w:szCs w:val="27"/>
         </w:rPr>
       </w:pPr>
       <w:r>
         <w:rPr>
           <w:rStyle w:val="Strong"/>
           <w:rFonts w:asciiTheme="minorHAnsi" w:eastAsiaTheme="majorEastAsia" w:hAnsiTheme="minorHAnsi" w:cstheme="minorHAnsi"/>
+          <w:sz w:val="27"/>
+          <w:szCs w:val="27"/>
         </w:rPr>
         <w:t>Screen Processor</w:t>
       </w:r>
       <w:r>
         <w:rPr>
           <w:rFonts w:asciiTheme="minorHAnsi" w:hAnsiTheme="minorHAnsi" w:cstheme="minorHAnsi"/>
+          <w:sz w:val="27"/>
+          <w:szCs w:val="27"/>
         </w:rPr>
         <w:br/>
         <w:t xml:space="preserve">The screen processor handles the user interface logic. It processes screen flow logic, manages </w:t>
@@ -1154,6 +1149,8 @@
       <w:r>
         <w:rPr>
           <w:rFonts w:asciiTheme="minorHAnsi" w:hAnsiTheme="minorHAnsi" w:cstheme="minorHAnsi"/>
+          <w:sz w:val="27"/>
+          <w:szCs w:val="27"/>
         </w:rPr>
         <w:t>dynpro</w:t>
       </w:r>
@@ -1161,6 +1158,8 @@
       <w:r>
         <w:rPr>
           <w:rFonts w:asciiTheme="minorHAnsi" w:hAnsiTheme="minorHAnsi" w:cstheme="minorHAnsi"/>
+          <w:sz w:val="27"/>
+          <w:szCs w:val="27"/>
         </w:rPr>
         <w:t xml:space="preserve"> screens, and transfers user input from the presentation layer to the ABAP processor.</w:t>
       </w:r>
@@ -1174,18 +1173,24 @@
         </w:numPr>
         <w:rPr>
           <w:rFonts w:asciiTheme="minorHAnsi" w:hAnsiTheme="minorHAnsi" w:cstheme="minorHAnsi"/>
+          <w:sz w:val="27"/>
+          <w:szCs w:val="27"/>
         </w:rPr>
       </w:pPr>
       <w:r>
         <w:rPr>
           <w:rStyle w:val="Strong"/>
           <w:rFonts w:asciiTheme="minorHAnsi" w:eastAsiaTheme="majorEastAsia" w:hAnsiTheme="minorHAnsi" w:cstheme="minorHAnsi"/>
+          <w:sz w:val="27"/>
+          <w:szCs w:val="27"/>
         </w:rPr>
         <w:t>ABAP Processor</w:t>
       </w:r>
       <w:r>
         <w:rPr>
           <w:rFonts w:asciiTheme="minorHAnsi" w:hAnsiTheme="minorHAnsi" w:cstheme="minorHAnsi"/>
+          <w:sz w:val="27"/>
+          <w:szCs w:val="27"/>
         </w:rPr>
         <w:br/>
         <w:t>The ABAP processor executes the ABAP program logic. It interprets and runs ABAP statements, performs calculations, validations, and controls the overall program flow.</w:t>
@@ -1200,18 +1205,24 @@
         </w:numPr>
         <w:rPr>
           <w:rFonts w:asciiTheme="minorHAnsi" w:hAnsiTheme="minorHAnsi" w:cstheme="minorHAnsi"/>
+          <w:sz w:val="27"/>
+          <w:szCs w:val="27"/>
         </w:rPr>
       </w:pPr>
       <w:r>
         <w:rPr>
           <w:rStyle w:val="Strong"/>
           <w:rFonts w:asciiTheme="minorHAnsi" w:eastAsiaTheme="majorEastAsia" w:hAnsiTheme="minorHAnsi" w:cstheme="minorHAnsi"/>
+          <w:sz w:val="27"/>
+          <w:szCs w:val="27"/>
         </w:rPr>
         <w:t>Database Interface</w:t>
       </w:r>
       <w:r>
         <w:rPr>
           <w:rFonts w:asciiTheme="minorHAnsi" w:hAnsiTheme="minorHAnsi" w:cstheme="minorHAnsi"/>
+          <w:sz w:val="27"/>
+          <w:szCs w:val="27"/>
         </w:rPr>
         <w:br/>
         <w:t>The database interface acts as a bridge between the ABAP processor and the database. It converts Open SQL statements into database-specific SQL and sends them to the database, then returns the results to the ABAP processor.</w:t>
@@ -1521,6 +1532,7 @@
           <w:lang w:eastAsia="en-IN"/>
           <w14:ligatures w14:val="none"/>
         </w:rPr>
+        <w:lastRenderedPageBreak/>
         <w:t>Used to configure SAP and write ABAP programs.</w:t>
       </w:r>
       <w:r>
@@ -1559,32 +1571,29 @@
           <w:lang w:eastAsia="en-IN"/>
           <w14:ligatures w14:val="none"/>
         </w:rPr>
-        <w:lastRenderedPageBreak/>
-        <w:t xml:space="preserve">A customizing client is mainly used to configure system settings according to business requirements. Changes made in this client affect system </w:t>
-      </w:r>
-      <w:proofErr w:type="spellStart"/>
-      <w:r>
-        <w:rPr>
-          <w:rFonts w:eastAsia="Times New Roman" w:cstheme="minorHAnsi"/>
-          <w:kern w:val="0"/>
-          <w:sz w:val="28"/>
-          <w:szCs w:val="28"/>
-          <w:lang w:eastAsia="en-IN"/>
-          <w14:ligatures w14:val="none"/>
-        </w:rPr>
-        <w:t>behavior</w:t>
-      </w:r>
-      <w:proofErr w:type="spellEnd"/>
-      <w:r>
-        <w:rPr>
-          <w:rFonts w:eastAsia="Times New Roman" w:cstheme="minorHAnsi"/>
-          <w:kern w:val="0"/>
-          <w:sz w:val="28"/>
-          <w:szCs w:val="28"/>
-          <w:lang w:eastAsia="en-IN"/>
-          <w14:ligatures w14:val="none"/>
-        </w:rPr>
-        <w:t xml:space="preserve"> and are usually transported to other systems.</w:t>
+        <w:t>A customizing client is mainly used to configure system settings according to business requirements. Changes made in this client affect system behavio</w:t>
+      </w:r>
+      <w:r>
+        <w:rPr>
+          <w:rFonts w:eastAsia="Times New Roman" w:cstheme="minorHAnsi"/>
+          <w:kern w:val="0"/>
+          <w:sz w:val="28"/>
+          <w:szCs w:val="28"/>
+          <w:lang w:eastAsia="en-IN"/>
+          <w14:ligatures w14:val="none"/>
+        </w:rPr>
+        <w:t>u</w:t>
+      </w:r>
+      <w:r>
+        <w:rPr>
+          <w:rFonts w:eastAsia="Times New Roman" w:cstheme="minorHAnsi"/>
+          <w:kern w:val="0"/>
+          <w:sz w:val="28"/>
+          <w:szCs w:val="28"/>
+          <w:lang w:eastAsia="en-IN"/>
+          <w14:ligatures w14:val="none"/>
+        </w:rPr>
+        <w:t>r and are usually transported to other systems.</w:t>
       </w:r>
     </w:p>
     <w:p>
@@ -2355,6 +2364,7 @@
           <w:lang w:eastAsia="en-IN"/>
           <w14:ligatures w14:val="none"/>
         </w:rPr>
+        <w:lastRenderedPageBreak/>
         <w:t xml:space="preserve">With the growth of computers, </w:t>
       </w:r>
       <w:r>
@@ -2407,7 +2417,6 @@
           <w:lang w:eastAsia="en-IN"/>
           <w14:ligatures w14:val="none"/>
         </w:rPr>
-        <w:lastRenderedPageBreak/>
         <w:t xml:space="preserve">To solve these issues, </w:t>
       </w:r>
       <w:r>
@@ -3077,7 +3086,6 @@
           <w:lang w:eastAsia="en-IN"/>
           <w14:ligatures w14:val="none"/>
         </w:rPr>
-        <w:lastRenderedPageBreak/>
         <w:t>Explore on normalization?</w:t>
       </w:r>
     </w:p>
@@ -3843,8 +3851,37 @@
           <w:lang w:eastAsia="en-IN"/>
           <w14:ligatures w14:val="none"/>
         </w:rPr>
-        <w:lastRenderedPageBreak/>
-        <w:t>What are the type of data stored in SAP?</w:t>
+        <w:t xml:space="preserve">What </w:t>
+      </w:r>
+      <w:proofErr w:type="gramStart"/>
+      <w:r>
+        <w:rPr>
+          <w:rFonts w:ascii="Calibri" w:eastAsia="Times New Roman" w:hAnsi="Calibri" w:cs="Calibri"/>
+          <w:b/>
+          <w:bCs/>
+          <w:color w:val="000000"/>
+          <w:kern w:val="0"/>
+          <w:sz w:val="28"/>
+          <w:szCs w:val="28"/>
+          <w:lang w:eastAsia="en-IN"/>
+          <w14:ligatures w14:val="none"/>
+        </w:rPr>
+        <w:t>are</w:t>
+      </w:r>
+      <w:proofErr w:type="gramEnd"/>
+      <w:r>
+        <w:rPr>
+          <w:rFonts w:ascii="Calibri" w:eastAsia="Times New Roman" w:hAnsi="Calibri" w:cs="Calibri"/>
+          <w:b/>
+          <w:bCs/>
+          <w:color w:val="000000"/>
+          <w:kern w:val="0"/>
+          <w:sz w:val="28"/>
+          <w:szCs w:val="28"/>
+          <w:lang w:eastAsia="en-IN"/>
+          <w14:ligatures w14:val="none"/>
+        </w:rPr>
+        <w:t xml:space="preserve"> the type of data stored in SAP?</w:t>
       </w:r>
     </w:p>
     <w:p>
@@ -4131,8 +4168,6 @@
     </w:p>
     <w:p>
       <w:pPr>
-        <w:spacing w:before="100" w:beforeAutospacing="1" w:after="100" w:afterAutospacing="1" w:line="240" w:lineRule="auto"/>
-        <w:ind w:left="360"/>
         <w:rPr>
           <w:rFonts w:eastAsia="Times New Roman" w:cstheme="minorHAnsi"/>
           <w:kern w:val="0"/>
@@ -4278,6 +4313,7 @@
           <w:lang w:eastAsia="en-IN"/>
           <w14:ligatures w14:val="none"/>
         </w:rPr>
+        <w:lastRenderedPageBreak/>
         <w:t>What is Buffering in SAP?</w:t>
       </w:r>
     </w:p>
@@ -4309,20 +4345,7 @@
           <w:lang w:eastAsia="en-IN"/>
           <w14:ligatures w14:val="none"/>
         </w:rPr>
-        <w:t xml:space="preserve">Buffering in SAP is a performance technique where frequently used data is stored temporarily in the application server memory. Instead of reading the </w:t>
-      </w:r>
-      <w:r>
-        <w:rPr>
-          <w:rFonts w:ascii="Calibri" w:eastAsia="Times New Roman" w:hAnsi="Calibri" w:cs="Calibri"/>
-          <w:color w:val="000000"/>
-          <w:kern w:val="0"/>
-          <w:sz w:val="28"/>
-          <w:szCs w:val="28"/>
-          <w:lang w:eastAsia="en-IN"/>
-          <w14:ligatures w14:val="none"/>
-        </w:rPr>
-        <w:lastRenderedPageBreak/>
-        <w:t>same data repeatedly from the database, SAP reads it from the buffer, which makes data access much faster and reduces database load.</w:t>
+        <w:t>Buffering in SAP is a performance technique where frequently used data is stored temporarily in the application server memory. Instead of reading the same data repeatedly from the database, SAP reads it from the buffer, which makes data access much faster and reduces database load.</w:t>
       </w:r>
     </w:p>
     <w:p>
@@ -4462,6 +4485,56 @@
     </w:sectPr>
   </w:body>
 </w:document>
+</file>
+
+<file path=word/endnotes.xml><?xml version="1.0" encoding="utf-8"?>
+<w:endnotes xmlns:wpc="http://schemas.microsoft.com/office/word/2010/wordprocessingCanvas" xmlns:cx="http://schemas.microsoft.com/office/drawing/2014/chartex" xmlns:cx1="http://schemas.microsoft.com/office/drawing/2015/9/8/chartex" xmlns:cx2="http://schemas.microsoft.com/office/drawing/2015/10/21/chartex" xmlns:cx3="http://schemas.microsoft.com/office/drawing/2016/5/9/chartex" xmlns:cx4="http://schemas.microsoft.com/office/drawing/2016/5/10/chartex" xmlns:cx5="http://schemas.microsoft.com/office/drawing/2016/5/11/chartex" xmlns:cx6="http://schemas.microsoft.com/office/drawing/2016/5/12/chartex" xmlns:cx7="http://schemas.microsoft.com/office/drawing/2016/5/13/chartex" xmlns:cx8="http://schemas.microsoft.com/office/drawing/2016/5/14/chartex" xmlns:mc="http://schemas.openxmlformats.org/markup-compatibility/2006" xmlns:aink="http://schemas.microsoft.com/office/drawing/2016/ink" xmlns:am3d="http://schemas.microsoft.com/office/drawing/2017/model3d" xmlns:o="urn:schemas-microsoft-com:office:office" xmlns:oel="http://schemas.microsoft.com/office/2019/extlst" xmlns:r="http://schemas.openxmlformats.org/officeDocument/2006/relationships" xmlns:m="http://schemas.openxmlformats.org/officeDocument/2006/math" xmlns:v="urn:schemas-microsoft-com:vml" xmlns:wp14="http://schemas.microsoft.com/office/word/2010/wordprocessingDrawing" xmlns:wp="http://schemas.openxmlformats.org/drawingml/2006/wordprocessingDrawing" xmlns:w10="urn:schemas-microsoft-com:office:word" xmlns:w="http://schemas.openxmlformats.org/wordprocessingml/2006/main" xmlns:w14="http://schemas.microsoft.com/office/word/2010/wordml" xmlns:w15="http://schemas.microsoft.com/office/word/2012/wordml" xmlns:w16cex="http://schemas.microsoft.com/office/word/2018/wordml/cex" xmlns:w16cid="http://schemas.microsoft.com/office/word/2016/wordml/cid" xmlns:w16="http://schemas.microsoft.com/office/word/2018/wordml" xmlns:w16du="http://schemas.microsoft.com/office/word/2023/wordml/word16du" xmlns:w16sdtdh="http://schemas.microsoft.com/office/word/2020/wordml/sdtdatahash" xmlns:w16sdtfl="http://schemas.microsoft.com/office/word/2024/wordml/sdtformatlock" xmlns:w16se="http://schemas.microsoft.com/office/word/2015/wordml/symex" xmlns:wpg="http://schemas.microsoft.com/office/word/2010/wordprocessingGroup" xmlns:wpi="http://schemas.microsoft.com/office/word/2010/wordprocessingInk" xmlns:wne="http://schemas.microsoft.com/office/word/2006/wordml" xmlns:wps="http://schemas.microsoft.com/office/word/2010/wordprocessingShape" mc:Ignorable="w14 w15 w16se w16cid w16 w16cex w16sdtdh w16sdtfl w16du wp14">
+  <w:endnote w:type="separator" w:id="-1">
+    <w:p>
+      <w:pPr>
+        <w:spacing w:after="0" w:line="240" w:lineRule="auto"/>
+      </w:pPr>
+      <w:r>
+        <w:separator/>
+      </w:r>
+    </w:p>
+  </w:endnote>
+  <w:endnote w:type="continuationSeparator" w:id="0">
+    <w:p>
+      <w:pPr>
+        <w:spacing w:after="0" w:line="240" w:lineRule="auto"/>
+      </w:pPr>
+      <w:r>
+        <w:continuationSeparator/>
+      </w:r>
+    </w:p>
+  </w:endnote>
+</w:endnotes>
+</file>
+
+<file path=word/footnotes.xml><?xml version="1.0" encoding="utf-8"?>
+<w:footnotes xmlns:wpc="http://schemas.microsoft.com/office/word/2010/wordprocessingCanvas" xmlns:cx="http://schemas.microsoft.com/office/drawing/2014/chartex" xmlns:cx1="http://schemas.microsoft.com/office/drawing/2015/9/8/chartex" xmlns:cx2="http://schemas.microsoft.com/office/drawing/2015/10/21/chartex" xmlns:cx3="http://schemas.microsoft.com/office/drawing/2016/5/9/chartex" xmlns:cx4="http://schemas.microsoft.com/office/drawing/2016/5/10/chartex" xmlns:cx5="http://schemas.microsoft.com/office/drawing/2016/5/11/chartex" xmlns:cx6="http://schemas.microsoft.com/office/drawing/2016/5/12/chartex" xmlns:cx7="http://schemas.microsoft.com/office/drawing/2016/5/13/chartex" xmlns:cx8="http://schemas.microsoft.com/office/drawing/2016/5/14/chartex" xmlns:mc="http://schemas.openxmlformats.org/markup-compatibility/2006" xmlns:aink="http://schemas.microsoft.com/office/drawing/2016/ink" xmlns:am3d="http://schemas.microsoft.com/office/drawing/2017/model3d" xmlns:o="urn:schemas-microsoft-com:office:office" xmlns:oel="http://schemas.microsoft.com/office/2019/extlst" xmlns:r="http://schemas.openxmlformats.org/officeDocument/2006/relationships" xmlns:m="http://schemas.openxmlformats.org/officeDocument/2006/math" xmlns:v="urn:schemas-microsoft-com:vml" xmlns:wp14="http://schemas.microsoft.com/office/word/2010/wordprocessingDrawing" xmlns:wp="http://schemas.openxmlformats.org/drawingml/2006/wordprocessingDrawing" xmlns:w10="urn:schemas-microsoft-com:office:word" xmlns:w="http://schemas.openxmlformats.org/wordprocessingml/2006/main" xmlns:w14="http://schemas.microsoft.com/office/word/2010/wordml" xmlns:w15="http://schemas.microsoft.com/office/word/2012/wordml" xmlns:w16cex="http://schemas.microsoft.com/office/word/2018/wordml/cex" xmlns:w16cid="http://schemas.microsoft.com/office/word/2016/wordml/cid" xmlns:w16="http://schemas.microsoft.com/office/word/2018/wordml" xmlns:w16du="http://schemas.microsoft.com/office/word/2023/wordml/word16du" xmlns:w16sdtdh="http://schemas.microsoft.com/office/word/2020/wordml/sdtdatahash" xmlns:w16sdtfl="http://schemas.microsoft.com/office/word/2024/wordml/sdtformatlock" xmlns:w16se="http://schemas.microsoft.com/office/word/2015/wordml/symex" xmlns:wpg="http://schemas.microsoft.com/office/word/2010/wordprocessingGroup" xmlns:wpi="http://schemas.microsoft.com/office/word/2010/wordprocessingInk" xmlns:wne="http://schemas.microsoft.com/office/word/2006/wordml" xmlns:wps="http://schemas.microsoft.com/office/word/2010/wordprocessingShape" mc:Ignorable="w14 w15 w16se w16cid w16 w16cex w16sdtdh w16sdtfl w16du wp14">
+  <w:footnote w:type="separator" w:id="-1">
+    <w:p>
+      <w:pPr>
+        <w:spacing w:after="0" w:line="240" w:lineRule="auto"/>
+      </w:pPr>
+      <w:r>
+        <w:separator/>
+      </w:r>
+    </w:p>
+  </w:footnote>
+  <w:footnote w:type="continuationSeparator" w:id="0">
+    <w:p>
+      <w:pPr>
+        <w:spacing w:after="0" w:line="240" w:lineRule="auto"/>
+      </w:pPr>
+      <w:r>
+        <w:continuationSeparator/>
+      </w:r>
+    </w:p>
+  </w:footnote>
+</w:footnotes>
 </file>
 
 <file path=word/numbering.xml><?xml version="1.0" encoding="utf-8"?>
@@ -4808,17 +4881,19 @@
   <w:abstractNum w:abstractNumId="3" w15:restartNumberingAfterBreak="0">
     <w:nsid w:val="3BF61BCB"/>
     <w:multiLevelType w:val="hybridMultilevel"/>
-    <w:tmpl w:val="9974756E"/>
-    <w:lvl w:ilvl="0" w:tplc="4009000F">
+    <w:tmpl w:val="96C0E47E"/>
+    <w:lvl w:ilvl="0" w:tplc="7CC2A2A2">
       <w:start w:val="1"/>
       <w:numFmt w:val="decimal"/>
       <w:lvlText w:val="%1."/>
       <w:lvlJc w:val="left"/>
       <w:pPr>
-        <w:ind w:left="720" w:hanging="360"/>
+        <w:ind w:left="360" w:hanging="360"/>
       </w:pPr>
       <w:rPr>
         <w:rFonts w:hint="default"/>
+        <w:b/>
+        <w:bCs/>
       </w:rPr>
     </w:lvl>
     <w:lvl w:ilvl="1" w:tplc="40090019" w:tentative="1">
@@ -5884,6 +5959,50 @@
       <w:u w:val="single"/>
     </w:rPr>
   </w:style>
+  <w:style w:type="paragraph" w:styleId="Header">
+    <w:name w:val="header"/>
+    <w:basedOn w:val="Normal"/>
+    <w:link w:val="HeaderChar"/>
+    <w:uiPriority w:val="99"/>
+    <w:unhideWhenUsed/>
+    <w:rsid w:val="001949D7"/>
+    <w:pPr>
+      <w:tabs>
+        <w:tab w:val="center" w:pos="4680"/>
+        <w:tab w:val="right" w:pos="9360"/>
+      </w:tabs>
+      <w:spacing w:after="0" w:line="240" w:lineRule="auto"/>
+    </w:pPr>
+  </w:style>
+  <w:style w:type="character" w:customStyle="1" w:styleId="HeaderChar">
+    <w:name w:val="Header Char"/>
+    <w:basedOn w:val="DefaultParagraphFont"/>
+    <w:link w:val="Header"/>
+    <w:uiPriority w:val="99"/>
+    <w:rsid w:val="00B11AA5"/>
+  </w:style>
+  <w:style w:type="paragraph" w:styleId="Footer">
+    <w:name w:val="footer"/>
+    <w:basedOn w:val="Normal"/>
+    <w:link w:val="FooterChar"/>
+    <w:uiPriority w:val="99"/>
+    <w:unhideWhenUsed/>
+    <w:rsid w:val="001949D7"/>
+    <w:pPr>
+      <w:tabs>
+        <w:tab w:val="center" w:pos="4680"/>
+        <w:tab w:val="right" w:pos="9360"/>
+      </w:tabs>
+      <w:spacing w:after="0" w:line="240" w:lineRule="auto"/>
+    </w:pPr>
+  </w:style>
+  <w:style w:type="character" w:customStyle="1" w:styleId="FooterChar">
+    <w:name w:val="Footer Char"/>
+    <w:basedOn w:val="DefaultParagraphFont"/>
+    <w:link w:val="Footer"/>
+    <w:uiPriority w:val="99"/>
+    <w:rsid w:val="00B11AA5"/>
+  </w:style>
 </w:styles>
 </file>
 

--- a/Assignment 6.docx
+++ b/Assignment 6.docx
@@ -972,7 +972,6 @@
           <w:lang w:eastAsia="en-IN"/>
           <w14:ligatures w14:val="none"/>
         </w:rPr>
-        <w:lastRenderedPageBreak/>
         <w:t>handles HTTP/HTTPS and web protocol requests (used by Web GUI/Fiori and web services).</w:t>
       </w:r>
     </w:p>
@@ -1412,11 +1411,8 @@
     <w:p>
       <w:pPr>
         <w:pStyle w:val="ListParagraph"/>
-        <w:numPr>
-          <w:ilvl w:val="0"/>
-          <w:numId w:val="3"/>
-        </w:numPr>
         <w:spacing w:after="0"/>
+        <w:ind w:left="360"/>
         <w:rPr>
           <w:rFonts w:ascii="Calibri" w:eastAsia="Times New Roman" w:hAnsi="Calibri" w:cs="Calibri"/>
           <w:color w:val="000000"/>
@@ -1532,7 +1528,6 @@
           <w:lang w:eastAsia="en-IN"/>
           <w14:ligatures w14:val="none"/>
         </w:rPr>
-        <w:lastRenderedPageBreak/>
         <w:t>Used to configure SAP and write ABAP programs.</w:t>
       </w:r>
       <w:r>
@@ -2364,7 +2359,6 @@
           <w:lang w:eastAsia="en-IN"/>
           <w14:ligatures w14:val="none"/>
         </w:rPr>
-        <w:lastRenderedPageBreak/>
         <w:t xml:space="preserve">With the growth of computers, </w:t>
       </w:r>
       <w:r>
@@ -4313,7 +4307,6 @@
           <w:lang w:eastAsia="en-IN"/>
           <w14:ligatures w14:val="none"/>
         </w:rPr>
-        <w:lastRenderedPageBreak/>
         <w:t>What is Buffering in SAP?</w:t>
       </w:r>
     </w:p>
